--- a/9_5y_JAVA_Vishesh_Resume.docx
+++ b/9_5y_JAVA_Vishesh_Resume.docx
@@ -38,7 +38,7 @@
           <w:sz w:val="20"/>
           <w:szCs w:val="20"/>
         </w:rPr>
-        <w:t>+91-9536029049 |</w:t>
+        <w:t xml:space="preserve">+91-9536029049 </w:t>
       </w:r>
       <w:r>
         <w:rPr>
@@ -47,36 +47,7 @@
           <w:sz w:val="20"/>
           <w:szCs w:val="20"/>
         </w:rPr>
-        <w:t xml:space="preserve"> </w:t>
-      </w:r>
-      <w:proofErr w:type="spellStart"/>
-      <w:r>
-        <w:rPr>
-          <w:b/>
-          <w:bCs/>
-          <w:sz w:val="20"/>
-          <w:szCs w:val="20"/>
-        </w:rPr>
-        <w:t>Whatsapp</w:t>
-      </w:r>
-      <w:proofErr w:type="spellEnd"/>
-      <w:r>
-        <w:rPr>
-          <w:b/>
-          <w:bCs/>
-          <w:sz w:val="20"/>
-          <w:szCs w:val="20"/>
-        </w:rPr>
-        <w:t xml:space="preserve"> </w:t>
-      </w:r>
-      <w:r>
-        <w:rPr>
-          <w:b/>
-          <w:bCs/>
-          <w:sz w:val="20"/>
-          <w:szCs w:val="20"/>
-        </w:rPr>
-        <w:t xml:space="preserve">+60-176184750 | </w:t>
+        <w:t xml:space="preserve">| </w:t>
       </w:r>
       <w:r>
         <w:rPr>
@@ -118,7 +89,55 @@
           <w:b/>
           <w:bCs/>
         </w:rPr>
-        <w:t>IT Professional Developer with Java Spring Boot as Current Technology</w:t>
+        <w:t xml:space="preserve">IT Professional with </w:t>
+      </w:r>
+      <w:r>
+        <w:rPr>
+          <w:rFonts w:ascii="Calibri" w:hAnsi="Calibri" w:cs="Calibri"/>
+          <w:b/>
+          <w:bCs/>
+        </w:rPr>
+        <w:t xml:space="preserve">Expertise in </w:t>
+      </w:r>
+      <w:r>
+        <w:rPr>
+          <w:rFonts w:ascii="Calibri" w:hAnsi="Calibri" w:cs="Calibri"/>
+          <w:b/>
+          <w:bCs/>
+        </w:rPr>
+        <w:t xml:space="preserve">Java Spring Boot </w:t>
+      </w:r>
+      <w:r>
+        <w:rPr>
+          <w:rFonts w:ascii="Calibri" w:hAnsi="Calibri" w:cs="Calibri"/>
+          <w:b/>
+          <w:bCs/>
+        </w:rPr>
+        <w:t xml:space="preserve">Angular </w:t>
+      </w:r>
+      <w:r>
+        <w:rPr>
+          <w:rFonts w:ascii="Calibri" w:hAnsi="Calibri" w:cs="Calibri"/>
+          <w:b/>
+          <w:bCs/>
+        </w:rPr>
+        <w:t xml:space="preserve">and </w:t>
+      </w:r>
+      <w:r>
+        <w:rPr>
+          <w:rFonts w:ascii="Calibri" w:hAnsi="Calibri" w:cs="Calibri"/>
+          <w:b/>
+          <w:bCs/>
+        </w:rPr>
+        <w:t xml:space="preserve">Oracle </w:t>
+      </w:r>
+      <w:r>
+        <w:rPr>
+          <w:rFonts w:ascii="Calibri" w:hAnsi="Calibri" w:cs="Calibri"/>
+          <w:b/>
+          <w:bCs/>
+        </w:rPr>
+        <w:t>DB</w:t>
       </w:r>
     </w:p>
     <w:p>
@@ -380,35 +399,35 @@
                 <w:sz w:val="24"/>
                 <w:szCs w:val="24"/>
               </w:rPr>
-              <w:t>.5yr</w:t>
+              <w:t>.</w:t>
             </w:r>
             <w:r>
               <w:rPr>
                 <w:sz w:val="24"/>
                 <w:szCs w:val="24"/>
               </w:rPr>
-              <w:t xml:space="preserve"> </w:t>
+              <w:t>7</w:t>
             </w:r>
             <w:r>
               <w:rPr>
                 <w:sz w:val="24"/>
                 <w:szCs w:val="24"/>
               </w:rPr>
-              <w:t xml:space="preserve">of rich </w:t>
+              <w:t>yr</w:t>
             </w:r>
             <w:r>
               <w:rPr>
                 <w:sz w:val="24"/>
                 <w:szCs w:val="24"/>
               </w:rPr>
-              <w:t>IT</w:t>
+              <w:t xml:space="preserve"> overall </w:t>
             </w:r>
             <w:r>
               <w:rPr>
                 <w:sz w:val="24"/>
                 <w:szCs w:val="24"/>
               </w:rPr>
-              <w:t xml:space="preserve"> experience in JAVA </w:t>
+              <w:t xml:space="preserve">experience in JAVA </w:t>
             </w:r>
             <w:r>
               <w:rPr>
@@ -422,7 +441,14 @@
                 <w:sz w:val="24"/>
                 <w:szCs w:val="24"/>
               </w:rPr>
-              <w:t xml:space="preserve"> – Oracle -</w:t>
+              <w:t xml:space="preserve"> – Oracle </w:t>
+            </w:r>
+            <w:r>
+              <w:rPr>
+                <w:sz w:val="24"/>
+                <w:szCs w:val="24"/>
+              </w:rPr>
+              <w:t>–</w:t>
             </w:r>
             <w:r>
               <w:rPr>
@@ -496,14 +522,35 @@
                 <w:sz w:val="24"/>
                 <w:szCs w:val="24"/>
               </w:rPr>
-              <w:t>Technical Lead</w:t>
+              <w:t xml:space="preserve">Senior </w:t>
             </w:r>
             <w:r>
               <w:rPr>
                 <w:sz w:val="24"/>
                 <w:szCs w:val="24"/>
               </w:rPr>
-              <w:t xml:space="preserve"> at </w:t>
+              <w:t>Full</w:t>
+            </w:r>
+            <w:r>
+              <w:rPr>
+                <w:sz w:val="24"/>
+                <w:szCs w:val="24"/>
+              </w:rPr>
+              <w:t>-</w:t>
+            </w:r>
+            <w:r>
+              <w:rPr>
+                <w:sz w:val="24"/>
+                <w:szCs w:val="24"/>
+              </w:rPr>
+              <w:t xml:space="preserve">Stack </w:t>
+            </w:r>
+            <w:r>
+              <w:rPr>
+                <w:sz w:val="24"/>
+                <w:szCs w:val="24"/>
+              </w:rPr>
+              <w:t xml:space="preserve">at </w:t>
             </w:r>
             <w:hyperlink r:id="rId8" w:history="1">
               <w:r>
@@ -661,81 +708,81 @@
               <w:t xml:space="preserve">oot, J2EEE, </w:t>
             </w:r>
             <w:r>
-              <w:t xml:space="preserve">DSA, API, </w:t>
-            </w:r>
-            <w:r>
-              <w:t>JUnit</w:t>
+              <w:t xml:space="preserve">DSA, API, JUnit, </w:t>
+            </w:r>
+            <w:r>
+              <w:t>Angular, TypeScript,</w:t>
+            </w:r>
+            <w:r>
+              <w:t xml:space="preserve"> </w:t>
+            </w:r>
+            <w:r>
+              <w:t>JavaScript</w:t>
+            </w:r>
+            <w:r>
+              <w:t>,</w:t>
+            </w:r>
+            <w:r>
+              <w:t xml:space="preserve"> Hibernate</w:t>
+            </w:r>
+            <w:r>
+              <w:t>,</w:t>
+            </w:r>
+            <w:r>
+              <w:t xml:space="preserve"> Python,</w:t>
+            </w:r>
+            <w:r>
+              <w:t xml:space="preserve"> Oracle SQL, JSP, PL/SQL, MySQL,</w:t>
+            </w:r>
+            <w:r>
+              <w:t xml:space="preserve"> PostgreSQL</w:t>
+            </w:r>
+            <w:r>
+              <w:t xml:space="preserve"> Ajax, </w:t>
+            </w:r>
+            <w:r>
+              <w:t>Microservic</w:t>
+            </w:r>
+            <w:r>
+              <w:t>es</w:t>
             </w:r>
             <w:r>
               <w:t xml:space="preserve">, </w:t>
             </w:r>
-            <w:r>
-              <w:t>Angular, TypeScript,</w:t>
+            <w:proofErr w:type="spellStart"/>
+            <w:r>
+              <w:t>jBoss</w:t>
+            </w:r>
+            <w:proofErr w:type="spellEnd"/>
+            <w:r>
+              <w:t xml:space="preserve"> Server, </w:t>
+            </w:r>
+            <w:r>
+              <w:t xml:space="preserve">nginx, </w:t>
+            </w:r>
+            <w:r>
+              <w:t xml:space="preserve">Soap Services (Restful), </w:t>
+            </w:r>
+            <w:r>
+              <w:t>Maven</w:t>
+            </w:r>
+            <w:r>
+              <w:t>,</w:t>
             </w:r>
             <w:r>
               <w:t xml:space="preserve"> </w:t>
             </w:r>
             <w:r>
-              <w:t>JavaScript</w:t>
-            </w:r>
-            <w:r>
-              <w:t>,</w:t>
-            </w:r>
-            <w:r>
-              <w:t xml:space="preserve"> Hibernate</w:t>
-            </w:r>
-            <w:r>
-              <w:t>,</w:t>
-            </w:r>
-            <w:r>
-              <w:t xml:space="preserve"> Python,</w:t>
-            </w:r>
-            <w:r>
-              <w:t xml:space="preserve"> Oracle SQL, JSP, PL/SQL, MySQL,</w:t>
-            </w:r>
-            <w:r>
-              <w:t xml:space="preserve"> PostgreSQL</w:t>
-            </w:r>
-            <w:r>
-              <w:t xml:space="preserve"> Ajax, </w:t>
-            </w:r>
-            <w:r>
-              <w:t>Microservic</w:t>
-            </w:r>
-            <w:r>
-              <w:t>es</w:t>
+              <w:t>Gradle, Docker, Kubernetes, Apache Active MQ and Kafka, Azure AD</w:t>
+            </w:r>
+            <w:r>
+              <w:t>, Terraform</w:t>
             </w:r>
             <w:r>
               <w:t xml:space="preserve">, </w:t>
             </w:r>
-            <w:proofErr w:type="spellStart"/>
-            <w:r>
-              <w:t>jBoss</w:t>
-            </w:r>
-            <w:proofErr w:type="spellEnd"/>
-            <w:r>
-              <w:t xml:space="preserve"> Server, </w:t>
-            </w:r>
-            <w:r>
-              <w:t xml:space="preserve">nginx, </w:t>
-            </w:r>
-            <w:r>
-              <w:t xml:space="preserve">Soap Services (Restful), </w:t>
-            </w:r>
-            <w:r>
-              <w:t>Maven</w:t>
-            </w:r>
-            <w:r>
-              <w:t>,</w:t>
-            </w:r>
-            <w:r>
-              <w:t xml:space="preserve"> </w:t>
-            </w:r>
-            <w:r>
-              <w:t>Gradle, Docker, Kubernetes, Apache Active MQ and Kafka, Azure AD</w:t>
-            </w:r>
-            <w:r>
-              <w:t>, Terraform and Shell Scripting</w:t>
+            <w:r>
+              <w:t>Shell Scripting</w:t>
             </w:r>
           </w:p>
         </w:tc>
@@ -959,10 +1006,32 @@
             </w:r>
             <w:proofErr w:type="spellEnd"/>
             <w:r>
-              <w:t xml:space="preserve">, Control-M, </w:t>
+              <w:t xml:space="preserve">, </w:t>
+            </w:r>
+            <w:r>
+              <w:t xml:space="preserve">JIRA, </w:t>
             </w:r>
             <w:proofErr w:type="spellStart"/>
             <w:r>
+              <w:t>Github</w:t>
+            </w:r>
+            <w:proofErr w:type="spellEnd"/>
+            <w:r>
+              <w:t xml:space="preserve">, </w:t>
+            </w:r>
+            <w:proofErr w:type="spellStart"/>
+            <w:r>
+              <w:t>Gitbash</w:t>
+            </w:r>
+            <w:proofErr w:type="spellEnd"/>
+            <w:r>
+              <w:t xml:space="preserve">, Bitbucket, </w:t>
+            </w:r>
+            <w:r>
+              <w:t xml:space="preserve">Control-M, </w:t>
+            </w:r>
+            <w:proofErr w:type="spellStart"/>
+            <w:r>
               <w:t>MoveIt</w:t>
             </w:r>
             <w:proofErr w:type="spellEnd"/>
@@ -970,32 +1039,30 @@
               <w:t xml:space="preserve">, </w:t>
             </w:r>
             <w:r>
-              <w:t xml:space="preserve">Swagger, Putty, </w:t>
-            </w:r>
-            <w:r>
-              <w:t xml:space="preserve">WinSCP, Postman, Soap UI, Kibana web application (Logs check), Stash, </w:t>
-            </w:r>
-            <w:r>
-              <w:t>JIRA</w:t>
-            </w:r>
+              <w:t xml:space="preserve">Swagger, </w:t>
+            </w:r>
+            <w:r>
+              <w:t xml:space="preserve">putty, </w:t>
+            </w:r>
+            <w:proofErr w:type="spellStart"/>
+            <w:r>
+              <w:t>Mobaxterm</w:t>
+            </w:r>
+            <w:proofErr w:type="spellEnd"/>
             <w:r>
               <w:t xml:space="preserve">, </w:t>
             </w:r>
-            <w:proofErr w:type="spellStart"/>
-            <w:r>
-              <w:t>Github</w:t>
-            </w:r>
-            <w:proofErr w:type="spellEnd"/>
-            <w:r>
-              <w:t xml:space="preserve">, </w:t>
-            </w:r>
-            <w:proofErr w:type="spellStart"/>
-            <w:r>
-              <w:t>Gitbash</w:t>
-            </w:r>
-            <w:proofErr w:type="spellEnd"/>
-            <w:r>
-              <w:t>, Bitbucket</w:t>
+            <w:r>
+              <w:t xml:space="preserve">WinSCP, Postman, Soap UI, Kibana </w:t>
+            </w:r>
+            <w:r>
+              <w:t xml:space="preserve">for </w:t>
+            </w:r>
+            <w:r>
+              <w:t>Logs check, Stash</w:t>
+            </w:r>
+            <w:r>
+              <w:t>.</w:t>
             </w:r>
           </w:p>
         </w:tc>
@@ -1070,7 +1137,16 @@
               <w:t>maintain,</w:t>
             </w:r>
             <w:r>
-              <w:t xml:space="preserve"> and improve software.</w:t>
+              <w:t xml:space="preserve"> and improve software</w:t>
+            </w:r>
+            <w:r>
+              <w:t xml:space="preserve"> in </w:t>
+            </w:r>
+            <w:r>
+              <w:t>modern architecture using SOLID principals</w:t>
+            </w:r>
+            <w:r>
+              <w:t>.</w:t>
             </w:r>
           </w:p>
           <w:p>
@@ -1242,13 +1318,7 @@
           <w:rPr>
             <w:rStyle w:val="Hyperlink"/>
           </w:rPr>
-          <w:t>Lin</w:t>
-        </w:r>
-        <w:r>
-          <w:rPr>
-            <w:rStyle w:val="Hyperlink"/>
-          </w:rPr>
-          <w:t>k</w:t>
+          <w:t>Link</w:t>
         </w:r>
       </w:hyperlink>
     </w:p>
@@ -1449,9 +1519,16 @@
               <w:jc w:val="center"/>
               <w:rPr>
                 <w:rStyle w:val="Hyperlink"/>
-              </w:rPr>
-            </w:pPr>
-            <w:r>
+                <w:b/>
+                <w:bCs/>
+              </w:rPr>
+            </w:pPr>
+            <w:r>
+              <w:rPr>
+                <w:b/>
+                <w:bCs/>
+                <w:u w:val="single"/>
+              </w:rPr>
               <w:t>N</w:t>
             </w:r>
             <w:r>
@@ -1569,7 +1646,19 @@
               <w:spacing w:after="0" w:line="240" w:lineRule="auto"/>
             </w:pPr>
             <w:r>
-              <w:t xml:space="preserve">We provide automation tool to customers for Migrating </w:t>
+              <w:t xml:space="preserve">We provide </w:t>
+            </w:r>
+            <w:r>
+              <w:t xml:space="preserve">this </w:t>
+            </w:r>
+            <w:r>
+              <w:t xml:space="preserve">automation tool to </w:t>
+            </w:r>
+            <w:r>
+              <w:t>client</w:t>
+            </w:r>
+            <w:r>
+              <w:t xml:space="preserve"> for Migrating </w:t>
             </w:r>
             <w:r>
               <w:t xml:space="preserve">from </w:t>
@@ -1578,7 +1667,13 @@
               <w:t>Oracle DB to Postgres DB</w:t>
             </w:r>
             <w:r>
-              <w:t xml:space="preserve"> in 12/16 weeks window. </w:t>
+              <w:t xml:space="preserve"> in 12</w:t>
+            </w:r>
+            <w:r>
+              <w:t>-</w:t>
+            </w:r>
+            <w:r>
+              <w:t xml:space="preserve">16 weeks window. </w:t>
             </w:r>
             <w:r>
               <w:t>Clients’</w:t>
@@ -1590,10 +1685,22 @@
               <w:t>migrate</w:t>
             </w:r>
             <w:r>
-              <w:t xml:space="preserve"> to PostgreSQL to save </w:t>
-            </w:r>
-            <w:r>
-              <w:t xml:space="preserve">running cost of legacy applications by </w:t>
+              <w:t xml:space="preserve"> to PostgreSQL </w:t>
+            </w:r>
+            <w:r>
+              <w:t xml:space="preserve">is </w:t>
+            </w:r>
+            <w:r>
+              <w:t xml:space="preserve">to save </w:t>
+            </w:r>
+            <w:r>
+              <w:t xml:space="preserve">running cost </w:t>
+            </w:r>
+            <w:r>
+              <w:t>on</w:t>
+            </w:r>
+            <w:r>
+              <w:t xml:space="preserve"> legacy applications by </w:t>
             </w:r>
             <w:r>
               <w:t>moving out of</w:t>
@@ -1690,7 +1797,7 @@
               <w:spacing w:after="0" w:line="240" w:lineRule="auto"/>
             </w:pPr>
             <w:r>
-              <w:t>Python 3.19</w:t>
+              <w:t>Java 1.7, J2EEE</w:t>
             </w:r>
           </w:p>
           <w:p>
@@ -1703,7 +1810,7 @@
               <w:spacing w:after="0" w:line="240" w:lineRule="auto"/>
             </w:pPr>
             <w:r>
-              <w:t>Docker</w:t>
+              <w:t>GCP for Deployment</w:t>
             </w:r>
           </w:p>
           <w:p>
@@ -1715,13 +1822,11 @@
               </w:numPr>
               <w:spacing w:after="0" w:line="240" w:lineRule="auto"/>
             </w:pPr>
-            <w:proofErr w:type="spellStart"/>
-            <w:r>
-              <w:t>Podman</w:t>
-            </w:r>
-            <w:proofErr w:type="spellEnd"/>
-            <w:r>
-              <w:t xml:space="preserve"> </w:t>
+            <w:r>
+              <w:t>Python 3.</w:t>
+            </w:r>
+            <w:r>
+              <w:t>9</w:t>
             </w:r>
           </w:p>
           <w:p>
@@ -1734,7 +1839,7 @@
               <w:spacing w:after="0" w:line="240" w:lineRule="auto"/>
             </w:pPr>
             <w:r>
-              <w:t>Jenkins</w:t>
+              <w:t>Angular 14</w:t>
             </w:r>
           </w:p>
           <w:p>
@@ -1747,7 +1852,7 @@
               <w:spacing w:after="0" w:line="240" w:lineRule="auto"/>
             </w:pPr>
             <w:r>
-              <w:t>Java 1.7, J2EEE</w:t>
+              <w:t>Oracle SQL</w:t>
             </w:r>
           </w:p>
           <w:p>
@@ -1760,7 +1865,7 @@
               <w:spacing w:after="0" w:line="240" w:lineRule="auto"/>
             </w:pPr>
             <w:r>
-              <w:t>Spring 5</w:t>
+              <w:t>PostgreSQL 16</w:t>
             </w:r>
           </w:p>
           <w:p>
@@ -1771,41 +1876,9 @@
                 <w:numId w:val="5"/>
               </w:numPr>
               <w:spacing w:after="0" w:line="240" w:lineRule="auto"/>
-              <w:rPr>
-                <w:b/>
-                <w:bCs/>
-                <w:u w:val="single"/>
-              </w:rPr>
-            </w:pPr>
-            <w:r>
-              <w:t xml:space="preserve">UNIX </w:t>
-            </w:r>
-            <w:r>
-              <w:t xml:space="preserve">– bash and </w:t>
-            </w:r>
-            <w:proofErr w:type="spellStart"/>
-            <w:r>
-              <w:t>ksh</w:t>
-            </w:r>
-            <w:proofErr w:type="spellEnd"/>
-          </w:p>
-          <w:p>
-            <w:pPr>
-              <w:pStyle w:val="BodyA"/>
-              <w:spacing w:after="0" w:line="240" w:lineRule="auto"/>
-              <w:rPr>
-                <w:b/>
-                <w:bCs/>
-                <w:u w:val="single"/>
-              </w:rPr>
-            </w:pPr>
-            <w:r>
-              <w:rPr>
-                <w:b/>
-                <w:bCs/>
-                <w:u w:val="single"/>
-              </w:rPr>
-              <w:t>Roles and Responsibilities:</w:t>
+            </w:pPr>
+            <w:r>
+              <w:t>Azure Cloud</w:t>
             </w:r>
           </w:p>
           <w:p>
@@ -1818,13 +1891,7 @@
               <w:spacing w:after="0" w:line="240" w:lineRule="auto"/>
             </w:pPr>
             <w:r>
-              <w:t xml:space="preserve">Core responsibility is to keep </w:t>
-            </w:r>
-            <w:r>
-              <w:t>improving feedback by the mode of monkey testing it and logging Jira tickets</w:t>
-            </w:r>
-            <w:r>
-              <w:t>.</w:t>
+              <w:t xml:space="preserve">Docker </w:t>
             </w:r>
           </w:p>
           <w:p>
@@ -1837,7 +1904,7 @@
               <w:spacing w:after="0" w:line="240" w:lineRule="auto"/>
             </w:pPr>
             <w:r>
-              <w:t>Collaborate with Client teams to enable them using DMAP tool in Remediating Embedded Oracle SQL to Postgres SQL for smooth migration of application.</w:t>
+              <w:t>Spring 5</w:t>
             </w:r>
           </w:p>
           <w:p>
@@ -1848,12 +1915,52 @@
                 <w:numId w:val="5"/>
               </w:numPr>
               <w:spacing w:after="0" w:line="240" w:lineRule="auto"/>
-            </w:pPr>
-            <w:r>
-              <w:t>U</w:t>
-            </w:r>
-            <w:r>
-              <w:t>tilize DMAP in client projects and provide feedback to core engineering team to enhance tool.</w:t>
+              <w:rPr>
+                <w:b/>
+                <w:bCs/>
+                <w:u w:val="single"/>
+              </w:rPr>
+            </w:pPr>
+            <w:r>
+              <w:t xml:space="preserve">UNIX </w:t>
+            </w:r>
+            <w:r>
+              <w:t xml:space="preserve">– bash and </w:t>
+            </w:r>
+            <w:proofErr w:type="spellStart"/>
+            <w:r>
+              <w:t>ksh</w:t>
+            </w:r>
+            <w:proofErr w:type="spellEnd"/>
+            <w:r>
+              <w:t xml:space="preserve"> on AIX and </w:t>
+            </w:r>
+            <w:proofErr w:type="spellStart"/>
+            <w:r>
+              <w:t>Redhat</w:t>
+            </w:r>
+            <w:proofErr w:type="spellEnd"/>
+            <w:r>
+              <w:t xml:space="preserve"> 8</w:t>
+            </w:r>
+          </w:p>
+          <w:p>
+            <w:pPr>
+              <w:pStyle w:val="BodyA"/>
+              <w:spacing w:after="0" w:line="240" w:lineRule="auto"/>
+              <w:rPr>
+                <w:b/>
+                <w:bCs/>
+                <w:u w:val="single"/>
+              </w:rPr>
+            </w:pPr>
+            <w:r>
+              <w:rPr>
+                <w:b/>
+                <w:bCs/>
+                <w:u w:val="single"/>
+              </w:rPr>
+              <w:t>Roles and Responsibilities:</w:t>
             </w:r>
           </w:p>
           <w:p>
@@ -1866,7 +1973,7 @@
               <w:spacing w:after="0" w:line="240" w:lineRule="auto"/>
             </w:pPr>
             <w:r>
-              <w:t>Manage team for Java, Shell script and DB related queries.</w:t>
+              <w:t>DMAP license is provided to Client to Remediated DB and application.</w:t>
             </w:r>
           </w:p>
           <w:p>
@@ -1879,7 +1986,7 @@
               <w:spacing w:after="0" w:line="240" w:lineRule="auto"/>
             </w:pPr>
             <w:r>
-              <w:t>Test the Migrated application and provide fixed if any help required.</w:t>
+              <w:t xml:space="preserve">Analyze details of client application and project before SOW is signed. </w:t>
             </w:r>
           </w:p>
           <w:p>
@@ -1892,19 +1999,7 @@
               <w:spacing w:after="0" w:line="240" w:lineRule="auto"/>
             </w:pPr>
             <w:r>
-              <w:t>W</w:t>
-            </w:r>
-            <w:r>
-              <w:t xml:space="preserve">ork with manager to </w:t>
-            </w:r>
-            <w:r>
-              <w:t>Prepar</w:t>
-            </w:r>
-            <w:r>
-              <w:t>e</w:t>
-            </w:r>
-            <w:r>
-              <w:t xml:space="preserve"> SOW. </w:t>
+              <w:t>Collaborate with Client teams to enable them using DMAP tool in Remediating Embedded Oracle SQL to Postgres SQL for smooth migration of application.</w:t>
             </w:r>
           </w:p>
           <w:p>
@@ -1917,16 +2012,7 @@
               <w:spacing w:after="0" w:line="240" w:lineRule="auto"/>
             </w:pPr>
             <w:r>
-              <w:t>Analyzing all details of</w:t>
-            </w:r>
-            <w:r>
-              <w:t xml:space="preserve"> client</w:t>
-            </w:r>
-            <w:r>
-              <w:t xml:space="preserve"> application and project before SOW is signed.</w:t>
-            </w:r>
-            <w:r>
-              <w:t xml:space="preserve"> </w:t>
+              <w:t>Utilize DMAP in client projects and provide feedback to core engineering team to enhance tool.</w:t>
             </w:r>
           </w:p>
           <w:p>
@@ -1939,7 +2025,13 @@
               <w:spacing w:after="0" w:line="240" w:lineRule="auto"/>
             </w:pPr>
             <w:r>
-              <w:t>Summaries daily task with excel and pivot and publish daily status to client and Newt manager.</w:t>
+              <w:t>Manage team for Java, Shell script and DB related queries</w:t>
+            </w:r>
+            <w:r>
+              <w:t xml:space="preserve"> in Microservice architecture</w:t>
+            </w:r>
+            <w:r>
+              <w:t xml:space="preserve"> on client code.</w:t>
             </w:r>
           </w:p>
           <w:p>
@@ -1952,7 +2044,296 @@
               <w:spacing w:after="0" w:line="240" w:lineRule="auto"/>
             </w:pPr>
             <w:r>
-              <w:t>Create Azure resource group from team and make sure to setup alerts to monitor costing of resources created by team.</w:t>
+              <w:t>Test the Migrated application and provide fix if any required.</w:t>
+            </w:r>
+            <w:r>
+              <w:t xml:space="preserve"> </w:t>
+            </w:r>
+          </w:p>
+          <w:p>
+            <w:pPr>
+              <w:pStyle w:val="BodyA"/>
+              <w:numPr>
+                <w:ilvl w:val="0"/>
+                <w:numId w:val="5"/>
+              </w:numPr>
+              <w:spacing w:after="0" w:line="240" w:lineRule="auto"/>
+            </w:pPr>
+            <w:r>
+              <w:t>Summarize</w:t>
+            </w:r>
+            <w:r>
+              <w:t xml:space="preserve"> daily task with excel and pivot and publish daily status to client and Newt manager.</w:t>
+            </w:r>
+          </w:p>
+          <w:p>
+            <w:pPr>
+              <w:pStyle w:val="BodyA"/>
+              <w:numPr>
+                <w:ilvl w:val="0"/>
+                <w:numId w:val="5"/>
+              </w:numPr>
+              <w:spacing w:after="0" w:line="240" w:lineRule="auto"/>
+            </w:pPr>
+            <w:r>
+              <w:t xml:space="preserve">Create Azure resource group </w:t>
+            </w:r>
+            <w:r>
+              <w:t>for</w:t>
+            </w:r>
+            <w:r>
+              <w:t xml:space="preserve"> team and make sure to setup alerts to monitor costing of resources created by team.</w:t>
+            </w:r>
+          </w:p>
+          <w:p>
+            <w:pPr>
+              <w:pStyle w:val="BodyA"/>
+              <w:numPr>
+                <w:ilvl w:val="0"/>
+                <w:numId w:val="5"/>
+              </w:numPr>
+              <w:spacing w:after="0" w:line="240" w:lineRule="auto"/>
+            </w:pPr>
+            <w:r>
+              <w:t xml:space="preserve">Solving challenges when PostgreSQL </w:t>
+            </w:r>
+            <w:proofErr w:type="gramStart"/>
+            <w:r>
+              <w:t>is connected with</w:t>
+            </w:r>
+            <w:proofErr w:type="gramEnd"/>
+            <w:r>
+              <w:t xml:space="preserve"> </w:t>
+            </w:r>
+            <w:proofErr w:type="gramStart"/>
+            <w:r>
+              <w:t>Java spring</w:t>
+            </w:r>
+            <w:proofErr w:type="gramEnd"/>
+            <w:r>
+              <w:t xml:space="preserve"> Boot application to manage DB Transactions. </w:t>
+            </w:r>
+          </w:p>
+          <w:p>
+            <w:pPr>
+              <w:pStyle w:val="BodyA"/>
+              <w:numPr>
+                <w:ilvl w:val="0"/>
+                <w:numId w:val="5"/>
+              </w:numPr>
+              <w:spacing w:after="0" w:line="240" w:lineRule="auto"/>
+            </w:pPr>
+            <w:r>
+              <w:t xml:space="preserve">For </w:t>
+            </w:r>
+            <w:hyperlink r:id="rId11" w:history="1">
+              <w:proofErr w:type="spellStart"/>
+              <w:r>
+                <w:rPr>
+                  <w:rStyle w:val="Hyperlink"/>
+                  <w:b/>
+                  <w:bCs/>
+                </w:rPr>
+                <w:t>Echostar</w:t>
+              </w:r>
+              <w:proofErr w:type="spellEnd"/>
+            </w:hyperlink>
+            <w:r>
+              <w:t xml:space="preserve">, </w:t>
+            </w:r>
+            <w:r>
+              <w:t xml:space="preserve">Solved </w:t>
+            </w:r>
+            <w:r>
+              <w:rPr>
+                <w:b/>
+                <w:bCs/>
+              </w:rPr>
+              <w:t>Optimistic lock</w:t>
+            </w:r>
+            <w:r>
+              <w:t xml:space="preserve"> issue </w:t>
+            </w:r>
+            <w:r>
+              <w:t xml:space="preserve">in Microservice based Spring boot application </w:t>
+            </w:r>
+            <w:r>
+              <w:t xml:space="preserve">when connected to PostgreSQL </w:t>
+            </w:r>
+            <w:r>
+              <w:t xml:space="preserve">by grouping methods in one Transactions </w:t>
+            </w:r>
+            <w:r>
+              <w:t>wherever</w:t>
+            </w:r>
+            <w:r>
+              <w:t xml:space="preserve"> Create or Update to happen to complete one request or else it should rollback.</w:t>
+            </w:r>
+          </w:p>
+          <w:p>
+            <w:pPr>
+              <w:pStyle w:val="BodyA"/>
+              <w:numPr>
+                <w:ilvl w:val="0"/>
+                <w:numId w:val="5"/>
+              </w:numPr>
+              <w:spacing w:after="0" w:line="240" w:lineRule="auto"/>
+            </w:pPr>
+            <w:r>
+              <w:t>Created Azure key vault integration shell script for RHEL-8 OS.</w:t>
+            </w:r>
+          </w:p>
+          <w:p>
+            <w:pPr>
+              <w:pStyle w:val="BodyA"/>
+              <w:numPr>
+                <w:ilvl w:val="0"/>
+                <w:numId w:val="5"/>
+              </w:numPr>
+              <w:spacing w:after="0" w:line="240" w:lineRule="auto"/>
+            </w:pPr>
+            <w:r>
+              <w:t xml:space="preserve">For </w:t>
+            </w:r>
+            <w:r>
+              <w:rPr>
+                <w:b/>
+                <w:bCs/>
+              </w:rPr>
+              <w:t>Prudential</w:t>
+            </w:r>
+            <w:r>
+              <w:t>,</w:t>
+            </w:r>
+            <w:r>
+              <w:t xml:space="preserve"> </w:t>
+            </w:r>
+            <w:r>
+              <w:t xml:space="preserve">Remediated </w:t>
+            </w:r>
+            <w:proofErr w:type="spellStart"/>
+            <w:r>
+              <w:rPr>
+                <w:b/>
+                <w:bCs/>
+              </w:rPr>
+              <w:t>sqlplus</w:t>
+            </w:r>
+            <w:proofErr w:type="spellEnd"/>
+            <w:r>
+              <w:t xml:space="preserve"> to </w:t>
+            </w:r>
+            <w:proofErr w:type="spellStart"/>
+            <w:r>
+              <w:rPr>
+                <w:b/>
+                <w:bCs/>
+              </w:rPr>
+              <w:t>psql</w:t>
+            </w:r>
+            <w:proofErr w:type="spellEnd"/>
+            <w:r>
+              <w:t xml:space="preserve"> and</w:t>
+            </w:r>
+            <w:r>
+              <w:t xml:space="preserve"> to</w:t>
+            </w:r>
+            <w:r>
+              <w:t xml:space="preserve"> make sure </w:t>
+            </w:r>
+            <w:r>
+              <w:t xml:space="preserve">PostgreSQL DB </w:t>
+            </w:r>
+            <w:r>
+              <w:t xml:space="preserve">Result is same as </w:t>
+            </w:r>
+            <w:r>
+              <w:t xml:space="preserve">Oracle </w:t>
+            </w:r>
+            <w:r>
+              <w:t xml:space="preserve">by </w:t>
+            </w:r>
+            <w:r>
+              <w:rPr>
+                <w:b/>
+                <w:bCs/>
+              </w:rPr>
+              <w:t xml:space="preserve">handling </w:t>
+            </w:r>
+            <w:proofErr w:type="spellStart"/>
+            <w:r>
+              <w:rPr>
+                <w:b/>
+                <w:bCs/>
+              </w:rPr>
+              <w:t>cmd</w:t>
+            </w:r>
+            <w:proofErr w:type="spellEnd"/>
+            <w:r>
+              <w:rPr>
+                <w:b/>
+                <w:bCs/>
+              </w:rPr>
+              <w:t xml:space="preserve"> line options</w:t>
+            </w:r>
+            <w:r>
+              <w:t xml:space="preserve"> like “set</w:t>
+            </w:r>
+            <w:r>
+              <w:t xml:space="preserve"> Head off</w:t>
+            </w:r>
+            <w:r>
+              <w:t>”</w:t>
+            </w:r>
+            <w:r>
+              <w:t xml:space="preserve"> changes to </w:t>
+            </w:r>
+            <w:r>
+              <w:t>“</w:t>
+            </w:r>
+            <w:r>
+              <w:t>-t</w:t>
+            </w:r>
+            <w:r>
+              <w:t>”</w:t>
+            </w:r>
+            <w:r>
+              <w:t xml:space="preserve"> option etc.</w:t>
+            </w:r>
+            <w:r>
+              <w:t xml:space="preserve"> using </w:t>
+            </w:r>
+            <w:proofErr w:type="spellStart"/>
+            <w:r>
+              <w:t>psql</w:t>
+            </w:r>
+            <w:proofErr w:type="spellEnd"/>
+            <w:r>
+              <w:t xml:space="preserve"> terminal in </w:t>
+            </w:r>
+            <w:proofErr w:type="spellStart"/>
+            <w:r>
+              <w:t>PgAdmin</w:t>
+            </w:r>
+            <w:proofErr w:type="spellEnd"/>
+            <w:r>
+              <w:t xml:space="preserve"> tool.</w:t>
+            </w:r>
+          </w:p>
+          <w:p>
+            <w:pPr>
+              <w:pStyle w:val="BodyA"/>
+              <w:numPr>
+                <w:ilvl w:val="0"/>
+                <w:numId w:val="5"/>
+              </w:numPr>
+              <w:spacing w:after="0" w:line="240" w:lineRule="auto"/>
+            </w:pPr>
+            <w:r>
+              <w:t xml:space="preserve">Worked on DMAP’s Schema validation </w:t>
+            </w:r>
+            <w:r>
+              <w:t>feature that Validates Remediated DB schema and Objects in Python. And also helped team to migrate Angular custom table to Angular Material to achieve better UI/UX experience and Uniformity in code.</w:t>
             </w:r>
           </w:p>
         </w:tc>
@@ -2028,7 +2409,7 @@
                 <w:bCs/>
               </w:rPr>
             </w:pPr>
-            <w:hyperlink r:id="rId11" w:history="1">
+            <w:hyperlink r:id="rId12" w:history="1">
               <w:proofErr w:type="spellStart"/>
               <w:r>
                 <w:rPr>
@@ -2190,6 +2571,7 @@
               <w:spacing w:after="0" w:line="240" w:lineRule="auto"/>
             </w:pPr>
             <w:r>
+              <w:lastRenderedPageBreak/>
               <w:t xml:space="preserve">Description of project </w:t>
             </w:r>
           </w:p>
@@ -2227,7 +2609,7 @@
               </w:rPr>
               <w:t xml:space="preserve">Client </w:t>
             </w:r>
-            <w:hyperlink r:id="rId12" w:history="1">
+            <w:hyperlink r:id="rId13" w:history="1">
               <w:r>
                 <w:rPr>
                   <w:rStyle w:val="Hyperlink"/>
@@ -2509,10 +2891,40 @@
               <w:spacing w:after="0" w:line="240" w:lineRule="auto"/>
             </w:pPr>
             <w:r>
-              <w:t>Understanding the Business and proposing the use cases according</w:t>
-            </w:r>
-            <w:r>
-              <w:t>ly.</w:t>
+              <w:t>Understand</w:t>
+            </w:r>
+            <w:r>
+              <w:t xml:space="preserve"> </w:t>
+            </w:r>
+            <w:r>
+              <w:t>Business and propos</w:t>
+            </w:r>
+            <w:r>
+              <w:t>e</w:t>
+            </w:r>
+            <w:r>
+              <w:t xml:space="preserve"> the use cases according</w:t>
+            </w:r>
+            <w:r>
+              <w:t>ly</w:t>
+            </w:r>
+            <w:r>
+              <w:t xml:space="preserve"> to </w:t>
+            </w:r>
+            <w:r>
+              <w:t>Requestor</w:t>
+            </w:r>
+            <w:r>
+              <w:t xml:space="preserve"> </w:t>
+            </w:r>
+            <w:r>
+              <w:t xml:space="preserve">if some point missed in </w:t>
+            </w:r>
+            <w:r>
+              <w:t>requirement as per Use case</w:t>
+            </w:r>
+            <w:r>
+              <w:t>.</w:t>
             </w:r>
           </w:p>
           <w:p>
@@ -2525,23 +2937,13 @@
               <w:spacing w:after="0" w:line="240" w:lineRule="auto"/>
             </w:pPr>
             <w:r>
-              <w:lastRenderedPageBreak/>
-              <w:t xml:space="preserve">Propose changes to </w:t>
-            </w:r>
-            <w:r>
-              <w:t>Requestor</w:t>
-            </w:r>
-            <w:r>
-              <w:t xml:space="preserve"> </w:t>
-            </w:r>
-            <w:r>
-              <w:t xml:space="preserve">if some point missed in </w:t>
-            </w:r>
-            <w:r>
-              <w:t>requirement as per Use case</w:t>
-            </w:r>
-            <w:r>
-              <w:t>.</w:t>
+              <w:t>Deliver Changes as per Requirement</w:t>
+            </w:r>
+            <w:r>
+              <w:t xml:space="preserve"> before deadline</w:t>
+            </w:r>
+            <w:r>
+              <w:t xml:space="preserve"> on Java, HTML, JSP or DB related.</w:t>
             </w:r>
           </w:p>
           <w:p>
@@ -2554,10 +2956,19 @@
               <w:spacing w:after="0" w:line="240" w:lineRule="auto"/>
             </w:pPr>
             <w:r>
-              <w:t>Deliver Changes as per Requirement</w:t>
-            </w:r>
-            <w:r>
-              <w:t xml:space="preserve"> before deadline.</w:t>
+              <w:t>F</w:t>
+            </w:r>
+            <w:r>
+              <w:t xml:space="preserve">ollow coding standards </w:t>
+            </w:r>
+            <w:r>
+              <w:t>practiced in</w:t>
+            </w:r>
+            <w:r>
+              <w:t xml:space="preserve"> company</w:t>
+            </w:r>
+            <w:r>
+              <w:t xml:space="preserve"> and suggested by the Project lead in Code Review.</w:t>
             </w:r>
           </w:p>
           <w:p>
@@ -2570,10 +2981,7 @@
               <w:spacing w:after="0" w:line="240" w:lineRule="auto"/>
             </w:pPr>
             <w:r>
-              <w:t>To follow coding standards followed by company</w:t>
-            </w:r>
-            <w:r>
-              <w:t xml:space="preserve"> and suggested by the Project lead in Code Review.</w:t>
+              <w:t>Assist in UAT and work on UAT comments if any.</w:t>
             </w:r>
           </w:p>
           <w:p>
@@ -2586,7 +2994,16 @@
               <w:spacing w:after="0" w:line="240" w:lineRule="auto"/>
             </w:pPr>
             <w:r>
-              <w:t>Assist in UAT and work on UAT comments if any.</w:t>
+              <w:t xml:space="preserve">Working with Data Structures to process huge records from file on Unix location. Working </w:t>
+            </w:r>
+            <w:r>
+              <w:t xml:space="preserve">on </w:t>
+            </w:r>
+            <w:r>
+              <w:t>Code Review</w:t>
+            </w:r>
+            <w:r>
+              <w:t xml:space="preserve"> Comments such a SQL injection related.</w:t>
             </w:r>
           </w:p>
           <w:p>
@@ -2599,7 +3016,32 @@
               <w:spacing w:after="0" w:line="240" w:lineRule="auto"/>
             </w:pPr>
             <w:r>
-              <w:t>Working with Data Structures to process huge records from file on Unix location. Working with my lead to change in Code Review.</w:t>
+              <w:t>S</w:t>
+            </w:r>
+            <w:r>
+              <w:t xml:space="preserve">et-up a standalone WebSocket application using </w:t>
+            </w:r>
+            <w:proofErr w:type="spellStart"/>
+            <w:proofErr w:type="gramStart"/>
+            <w:r>
+              <w:t>org.springframework</w:t>
+            </w:r>
+            <w:proofErr w:type="gramEnd"/>
+            <w:r>
+              <w:t>.spring-websocket</w:t>
+            </w:r>
+            <w:proofErr w:type="spellEnd"/>
+            <w:r>
+              <w:t xml:space="preserve"> to </w:t>
+            </w:r>
+            <w:r>
+              <w:t>replace</w:t>
+            </w:r>
+            <w:r>
+              <w:t xml:space="preserve"> existing functionality of</w:t>
+            </w:r>
+            <w:r>
+              <w:t xml:space="preserve"> Mobile authentication that is done by Long-Polling Method.</w:t>
             </w:r>
           </w:p>
           <w:p>
@@ -2612,19 +3054,22 @@
               <w:spacing w:after="0" w:line="240" w:lineRule="auto"/>
             </w:pPr>
             <w:r>
-              <w:t>S</w:t>
-            </w:r>
-            <w:r>
-              <w:t xml:space="preserve">et-up a standalone WebSocket application using Spring 5.3.8 to </w:t>
-            </w:r>
-            <w:r>
-              <w:t>replace</w:t>
-            </w:r>
-            <w:r>
-              <w:t xml:space="preserve"> existing functionality of</w:t>
-            </w:r>
-            <w:r>
-              <w:t xml:space="preserve"> Mobile authentication that is done by Long-Polling Method.</w:t>
+              <w:t xml:space="preserve">Designed </w:t>
+            </w:r>
+            <w:r>
+              <w:t xml:space="preserve">Microservices </w:t>
+            </w:r>
+            <w:r>
+              <w:t>to</w:t>
+            </w:r>
+            <w:r>
+              <w:t xml:space="preserve"> perform transaction using RabbitMQ. </w:t>
+            </w:r>
+            <w:r>
+              <w:t>Upgraded</w:t>
+            </w:r>
+            <w:r>
+              <w:t xml:space="preserve"> from IBM Tibco.</w:t>
             </w:r>
           </w:p>
           <w:p>
@@ -2637,33 +3082,13 @@
               <w:spacing w:after="0" w:line="240" w:lineRule="auto"/>
             </w:pPr>
             <w:r>
-              <w:t xml:space="preserve">Implemented </w:t>
-            </w:r>
-            <w:proofErr w:type="spellStart"/>
-            <w:r>
-              <w:t>websocket</w:t>
-            </w:r>
-            <w:proofErr w:type="spellEnd"/>
-            <w:r>
-              <w:t xml:space="preserve"> using </w:t>
-            </w:r>
-            <w:proofErr w:type="spellStart"/>
-            <w:proofErr w:type="gramStart"/>
-            <w:r>
-              <w:t>javax.websocket</w:t>
-            </w:r>
-            <w:proofErr w:type="spellEnd"/>
-            <w:proofErr w:type="gramEnd"/>
-            <w:r>
-              <w:t xml:space="preserve"> and </w:t>
-            </w:r>
-            <w:proofErr w:type="spellStart"/>
-            <w:r>
-              <w:t>org.springframework.spring-websocket</w:t>
-            </w:r>
-            <w:proofErr w:type="spellEnd"/>
-            <w:r>
-              <w:t xml:space="preserve"> to replace long-polling in POC.</w:t>
+              <w:t>Understanding the complex application flow to log-out user validating with several criteria</w:t>
+            </w:r>
+            <w:r>
+              <w:t xml:space="preserve"> like checking current request session cookies and matching it with </w:t>
+            </w:r>
+            <w:r>
+              <w:t>cookies store in Database, and validating user info in each request to match with that in DB.</w:t>
             </w:r>
           </w:p>
           <w:p>
@@ -2676,7 +3101,22 @@
               <w:spacing w:after="0" w:line="240" w:lineRule="auto"/>
             </w:pPr>
             <w:r>
-              <w:t xml:space="preserve">Understanding the complex application flow to log-out user validating with several criteria. </w:t>
+              <w:t>K</w:t>
+            </w:r>
+            <w:r>
+              <w:t>eep</w:t>
+            </w:r>
+            <w:r>
+              <w:t>ing</w:t>
+            </w:r>
+            <w:r>
+              <w:t xml:space="preserve"> </w:t>
+            </w:r>
+            <w:r>
+              <w:t>same time stamp</w:t>
+            </w:r>
+            <w:r>
+              <w:t xml:space="preserve"> in all notifications blasted to Customers, Emails, SMS, Push notification for banking Transaction.</w:t>
             </w:r>
           </w:p>
           <w:p>
@@ -2689,22 +3129,13 @@
               <w:spacing w:after="0" w:line="240" w:lineRule="auto"/>
             </w:pPr>
             <w:r>
-              <w:t>K</w:t>
-            </w:r>
-            <w:r>
-              <w:t>eep</w:t>
-            </w:r>
-            <w:r>
-              <w:t>ing</w:t>
-            </w:r>
-            <w:r>
-              <w:t xml:space="preserve"> </w:t>
-            </w:r>
-            <w:r>
-              <w:t>same time stamp</w:t>
-            </w:r>
-            <w:r>
-              <w:t xml:space="preserve"> in all notifications blasted to Customers, Emails, SMS, Push notification for banking Transaction.</w:t>
+              <w:t>Analyze</w:t>
+            </w:r>
+            <w:r>
+              <w:t xml:space="preserve"> application logs </w:t>
+            </w:r>
+            <w:r>
+              <w:t>for troubleshooting.</w:t>
             </w:r>
           </w:p>
           <w:p>
@@ -2717,25 +3148,6 @@
               <w:spacing w:after="0" w:line="240" w:lineRule="auto"/>
             </w:pPr>
             <w:r>
-              <w:t>Analyze</w:t>
-            </w:r>
-            <w:r>
-              <w:t xml:space="preserve"> application logs </w:t>
-            </w:r>
-            <w:r>
-              <w:t>for troubleshooting.</w:t>
-            </w:r>
-          </w:p>
-          <w:p>
-            <w:pPr>
-              <w:pStyle w:val="BodyA"/>
-              <w:numPr>
-                <w:ilvl w:val="0"/>
-                <w:numId w:val="5"/>
-              </w:numPr>
-              <w:spacing w:after="0" w:line="240" w:lineRule="auto"/>
-            </w:pPr>
-            <w:r>
               <w:t>Developed</w:t>
             </w:r>
             <w:r>
@@ -2757,7 +3169,13 @@
               <w:t>l</w:t>
             </w:r>
             <w:r>
-              <w:t>isted number.</w:t>
+              <w:t>isted number</w:t>
+            </w:r>
+            <w:r>
+              <w:t xml:space="preserve"> by </w:t>
+            </w:r>
+            <w:r>
+              <w:t>checking number available in Blacklist Table.</w:t>
             </w:r>
           </w:p>
         </w:tc>
@@ -2794,7 +3212,6 @@
                 <w:b/>
                 <w:bCs/>
               </w:rPr>
-              <w:lastRenderedPageBreak/>
               <w:t>Project#3</w:t>
             </w:r>
           </w:p>
@@ -2948,7 +3365,7 @@
               </w:rPr>
               <w:t xml:space="preserve">Client </w:t>
             </w:r>
-            <w:hyperlink r:id="rId13" w:history="1">
+            <w:hyperlink r:id="rId14" w:history="1">
               <w:r>
                 <w:rPr>
                   <w:rStyle w:val="Hyperlink"/>
@@ -2966,7 +3383,10 @@
               <w:ind w:left="1"/>
             </w:pPr>
             <w:r>
-              <w:t>Lumen provides Broadband services to US citizens for which it maintains numerous in house developed applications. Projects that we are supporting and developing.</w:t>
+              <w:t>Lumen provides Broadband services to US citizens for which it maintains numerous in house developed applications. Projects that we are supporting and developing</w:t>
+            </w:r>
+            <w:r>
+              <w:t xml:space="preserve"> are below:</w:t>
             </w:r>
           </w:p>
           <w:p>
@@ -2992,7 +3412,7 @@
                 <w:u w:val="single"/>
               </w:rPr>
             </w:pPr>
-            <w:hyperlink r:id="rId14" w:history="1">
+            <w:hyperlink r:id="rId15" w:history="1">
               <w:r>
                 <w:rPr>
                   <w:rStyle w:val="Hyperlink"/>
@@ -3035,7 +3455,7 @@
                   <w14:miter w14:lim="400000"/>
                 </w14:textOutline>
               </w:rPr>
-              <w:t>Development task – Angular 1</w:t>
+              <w:t xml:space="preserve">Development task – Angular </w:t>
             </w:r>
             <w:r>
               <w:rPr>
@@ -3045,7 +3465,7 @@
                   <w14:miter w14:lim="400000"/>
                 </w14:textOutline>
               </w:rPr>
-              <w:t>1</w:t>
+              <w:t>9/11/15</w:t>
             </w:r>
             <w:r>
               <w:rPr>
@@ -3057,6 +3477,16 @@
               </w:rPr>
               <w:t>, HTML, CSS</w:t>
             </w:r>
+            <w:r>
+              <w:rPr>
+                <w14:textOutline w14:w="12700" w14:cap="flat" w14:cmpd="sng" w14:algn="ctr">
+                  <w14:noFill/>
+                  <w14:prstDash w14:val="solid"/>
+                  <w14:miter w14:lim="400000"/>
+                </w14:textOutline>
+              </w:rPr>
+              <w:t>, Azure AD.</w:t>
+            </w:r>
           </w:p>
           <w:p>
             <w:pPr>
@@ -3082,7 +3512,107 @@
                   <w14:miter w14:lim="400000"/>
                 </w14:textOutline>
               </w:rPr>
-              <w:t xml:space="preserve">Interacts with API of Improv 2.0 application using http calls. </w:t>
+              <w:t xml:space="preserve">As </w:t>
+            </w:r>
+            <w:r>
+              <w:rPr>
+                <w14:textOutline w14:w="12700" w14:cap="flat" w14:cmpd="sng" w14:algn="ctr">
+                  <w14:noFill/>
+                  <w14:prstDash w14:val="solid"/>
+                  <w14:miter w14:lim="400000"/>
+                </w14:textOutline>
+              </w:rPr>
+              <w:t xml:space="preserve">IMPROV 2.0 are bunch of webservices hosted </w:t>
+            </w:r>
+            <w:r>
+              <w:rPr>
+                <w14:textOutline w14:w="12700" w14:cap="flat" w14:cmpd="sng" w14:algn="ctr">
+                  <w14:noFill/>
+                  <w14:prstDash w14:val="solid"/>
+                  <w14:miter w14:lim="400000"/>
+                </w14:textOutline>
+              </w:rPr>
+              <w:t>in Lumen’s</w:t>
+            </w:r>
+            <w:r>
+              <w:rPr>
+                <w14:textOutline w14:w="12700" w14:cap="flat" w14:cmpd="sng" w14:algn="ctr">
+                  <w14:noFill/>
+                  <w14:prstDash w14:val="solid"/>
+                  <w14:miter w14:lim="400000"/>
+                </w14:textOutline>
+              </w:rPr>
+              <w:t xml:space="preserve"> internal server </w:t>
+            </w:r>
+            <w:r>
+              <w:rPr>
+                <w14:textOutline w14:w="12700" w14:cap="flat" w14:cmpd="sng" w14:algn="ctr">
+                  <w14:noFill/>
+                  <w14:prstDash w14:val="solid"/>
+                  <w14:miter w14:lim="400000"/>
+                </w14:textOutline>
+              </w:rPr>
+              <w:t xml:space="preserve">and </w:t>
+            </w:r>
+            <w:r>
+              <w:rPr>
+                <w14:textOutline w14:w="12700" w14:cap="flat" w14:cmpd="sng" w14:algn="ctr">
+                  <w14:noFill/>
+                  <w14:prstDash w14:val="solid"/>
+                  <w14:miter w14:lim="400000"/>
+                </w14:textOutline>
+              </w:rPr>
+              <w:t>integrated in</w:t>
+            </w:r>
+            <w:r>
+              <w:rPr>
+                <w14:textOutline w14:w="12700" w14:cap="flat" w14:cmpd="sng" w14:algn="ctr">
+                  <w14:noFill/>
+                  <w14:prstDash w14:val="solid"/>
+                  <w14:miter w14:lim="400000"/>
+                </w14:textOutline>
+              </w:rPr>
+              <w:t xml:space="preserve"> client </w:t>
+            </w:r>
+            <w:r>
+              <w:rPr>
+                <w14:textOutline w14:w="12700" w14:cap="flat" w14:cmpd="sng" w14:algn="ctr">
+                  <w14:noFill/>
+                  <w14:prstDash w14:val="solid"/>
+                  <w14:miter w14:lim="400000"/>
+                </w14:textOutline>
+              </w:rPr>
+              <w:t xml:space="preserve">applications </w:t>
+            </w:r>
+            <w:r>
+              <w:rPr>
+                <w14:textOutline w14:w="12700" w14:cap="flat" w14:cmpd="sng" w14:algn="ctr">
+                  <w14:noFill/>
+                  <w14:prstDash w14:val="solid"/>
+                  <w14:miter w14:lim="400000"/>
+                </w14:textOutline>
+              </w:rPr>
+              <w:t>with No GUI</w:t>
+            </w:r>
+            <w:r>
+              <w:rPr>
+                <w14:textOutline w14:w="12700" w14:cap="flat" w14:cmpd="sng" w14:algn="ctr">
+                  <w14:noFill/>
+                  <w14:prstDash w14:val="solid"/>
+                  <w14:miter w14:lim="400000"/>
+                </w14:textOutline>
+              </w:rPr>
+              <w:t xml:space="preserve"> of its own</w:t>
+            </w:r>
+            <w:r>
+              <w:rPr>
+                <w14:textOutline w14:w="12700" w14:cap="flat" w14:cmpd="sng" w14:algn="ctr">
+                  <w14:noFill/>
+                  <w14:prstDash w14:val="solid"/>
+                  <w14:miter w14:lim="400000"/>
+                </w14:textOutline>
+              </w:rPr>
+              <w:t xml:space="preserve">. </w:t>
             </w:r>
           </w:p>
           <w:p>
@@ -3094,13 +3624,22 @@
               </w:numPr>
               <w:spacing w:after="0" w:line="240" w:lineRule="auto"/>
               <w:rPr>
+                <w:b/>
+                <w:bCs/>
+                <w:u w:val="single"/>
+              </w:rPr>
+            </w:pPr>
+            <w:r>
+              <w:rPr>
                 <w14:textOutline w14:w="12700" w14:cap="flat" w14:cmpd="sng" w14:algn="ctr">
                   <w14:noFill/>
                   <w14:prstDash w14:val="solid"/>
                   <w14:miter w14:lim="400000"/>
                 </w14:textOutline>
               </w:rPr>
-            </w:pPr>
+              <w:lastRenderedPageBreak/>
+              <w:t xml:space="preserve">Improv Dashboard </w:t>
+            </w:r>
             <w:r>
               <w:rPr>
                 <w14:textOutline w14:w="12700" w14:cap="flat" w14:cmpd="sng" w14:algn="ctr">
@@ -3109,7 +3648,165 @@
                   <w14:miter w14:lim="400000"/>
                 </w14:textOutline>
               </w:rPr>
-              <w:t>IMPROV 2.0 are bunch of webservices hosted by Lumen in its internal server for many clients to be consumed with No GUI.</w:t>
+              <w:t>GUI created to i</w:t>
+            </w:r>
+            <w:r>
+              <w:rPr>
+                <w14:textOutline w14:w="12700" w14:cap="flat" w14:cmpd="sng" w14:algn="ctr">
+                  <w14:noFill/>
+                  <w14:prstDash w14:val="solid"/>
+                  <w14:miter w14:lim="400000"/>
+                </w14:textOutline>
+              </w:rPr>
+              <w:t xml:space="preserve">nteract with </w:t>
+            </w:r>
+            <w:r>
+              <w:rPr>
+                <w14:textOutline w14:w="12700" w14:cap="flat" w14:cmpd="sng" w14:algn="ctr">
+                  <w14:noFill/>
+                  <w14:prstDash w14:val="solid"/>
+                  <w14:miter w14:lim="400000"/>
+                </w14:textOutline>
+              </w:rPr>
+              <w:t xml:space="preserve">Improv Services </w:t>
+            </w:r>
+            <w:r>
+              <w:rPr>
+                <w14:textOutline w14:w="12700" w14:cap="flat" w14:cmpd="sng" w14:algn="ctr">
+                  <w14:noFill/>
+                  <w14:prstDash w14:val="solid"/>
+                  <w14:miter w14:lim="400000"/>
+                </w14:textOutline>
+              </w:rPr>
+              <w:t xml:space="preserve">API using </w:t>
+            </w:r>
+            <w:r>
+              <w:rPr>
+                <w14:textOutline w14:w="12700" w14:cap="flat" w14:cmpd="sng" w14:algn="ctr">
+                  <w14:noFill/>
+                  <w14:prstDash w14:val="solid"/>
+                  <w14:miter w14:lim="400000"/>
+                </w14:textOutline>
+              </w:rPr>
+              <w:t>HTTP</w:t>
+            </w:r>
+            <w:r>
+              <w:rPr>
+                <w14:textOutline w14:w="12700" w14:cap="flat" w14:cmpd="sng" w14:algn="ctr">
+                  <w14:noFill/>
+                  <w14:prstDash w14:val="solid"/>
+                  <w14:miter w14:lim="400000"/>
+                </w14:textOutline>
+              </w:rPr>
+              <w:t xml:space="preserve"> </w:t>
+            </w:r>
+            <w:r>
+              <w:rPr>
+                <w14:textOutline w14:w="12700" w14:cap="flat" w14:cmpd="sng" w14:algn="ctr">
+                  <w14:noFill/>
+                  <w14:prstDash w14:val="solid"/>
+                  <w14:miter w14:lim="400000"/>
+                </w14:textOutline>
+              </w:rPr>
+              <w:t xml:space="preserve">intercept </w:t>
+            </w:r>
+            <w:r>
+              <w:rPr>
+                <w14:textOutline w14:w="12700" w14:cap="flat" w14:cmpd="sng" w14:algn="ctr">
+                  <w14:noFill/>
+                  <w14:prstDash w14:val="solid"/>
+                  <w14:miter w14:lim="400000"/>
+                </w14:textOutline>
+              </w:rPr>
+              <w:t>calls</w:t>
+            </w:r>
+            <w:r>
+              <w:rPr>
+                <w14:textOutline w14:w="12700" w14:cap="flat" w14:cmpd="sng" w14:algn="ctr">
+                  <w14:noFill/>
+                  <w14:prstDash w14:val="solid"/>
+                  <w14:miter w14:lim="400000"/>
+                </w14:textOutline>
+              </w:rPr>
+              <w:t xml:space="preserve"> </w:t>
+            </w:r>
+            <w:r>
+              <w:rPr>
+                <w14:textOutline w14:w="12700" w14:cap="flat" w14:cmpd="sng" w14:algn="ctr">
+                  <w14:noFill/>
+                  <w14:prstDash w14:val="solid"/>
+                  <w14:miter w14:lim="400000"/>
+                </w14:textOutline>
+              </w:rPr>
+              <w:t xml:space="preserve">that creates user account using </w:t>
+            </w:r>
+            <w:proofErr w:type="spellStart"/>
+            <w:r>
+              <w:rPr>
+                <w14:textOutline w14:w="12700" w14:cap="flat" w14:cmpd="sng" w14:algn="ctr">
+                  <w14:noFill/>
+                  <w14:prstDash w14:val="solid"/>
+                  <w14:miter w14:lim="400000"/>
+                </w14:textOutline>
+              </w:rPr>
+              <w:t>Angular’s</w:t>
+            </w:r>
+            <w:proofErr w:type="spellEnd"/>
+            <w:r>
+              <w:rPr>
+                <w14:textOutline w14:w="12700" w14:cap="flat" w14:cmpd="sng" w14:algn="ctr">
+                  <w14:noFill/>
+                  <w14:prstDash w14:val="solid"/>
+                  <w14:miter w14:lim="400000"/>
+                </w14:textOutline>
+              </w:rPr>
+              <w:t xml:space="preserve"> promise on results from Rest API.</w:t>
+            </w:r>
+            <w:r>
+              <w:rPr>
+                <w14:textOutline w14:w="12700" w14:cap="flat" w14:cmpd="sng" w14:algn="ctr">
+                  <w14:noFill/>
+                  <w14:prstDash w14:val="solid"/>
+                  <w14:miter w14:lim="400000"/>
+                </w14:textOutline>
+              </w:rPr>
+              <w:t xml:space="preserve"> </w:t>
+            </w:r>
+          </w:p>
+          <w:p>
+            <w:pPr>
+              <w:pStyle w:val="BodyA"/>
+              <w:spacing w:after="0" w:line="240" w:lineRule="auto"/>
+              <w:ind w:left="1"/>
+              <w:rPr>
+                <w:rStyle w:val="Hyperlink"/>
+                <w:b/>
+                <w:bCs/>
+              </w:rPr>
+            </w:pPr>
+            <w:r>
+              <w:rPr>
+                <w:rStyle w:val="Hyperlink"/>
+                <w:b/>
+                <w:bCs/>
+              </w:rPr>
+              <w:t xml:space="preserve">IMPROV </w:t>
+            </w:r>
+            <w:r>
+              <w:rPr>
+                <w:rStyle w:val="Hyperlink"/>
+                <w:b/>
+                <w:bCs/>
+              </w:rPr>
+              <w:t>2.0</w:t>
+            </w:r>
+            <w:r>
+              <w:rPr>
+                <w:rStyle w:val="Hyperlink"/>
+                <w:b/>
+                <w:bCs/>
+              </w:rPr>
+              <w:t>:</w:t>
             </w:r>
           </w:p>
           <w:p>
@@ -3136,7 +3833,7 @@
                   <w14:miter w14:lim="400000"/>
                 </w14:textOutline>
               </w:rPr>
-              <w:t>Developed</w:t>
+              <w:t xml:space="preserve">Development task </w:t>
             </w:r>
             <w:r>
               <w:rPr>
@@ -3146,7 +3843,47 @@
                   <w14:miter w14:lim="400000"/>
                 </w14:textOutline>
               </w:rPr>
-              <w:t xml:space="preserve"> GUI for existing webservices of CRUD operations on User/Account. </w:t>
+              <w:t>in</w:t>
+            </w:r>
+            <w:r>
+              <w:rPr>
+                <w14:textOutline w14:w="12700" w14:cap="flat" w14:cmpd="sng" w14:algn="ctr">
+                  <w14:noFill/>
+                  <w14:prstDash w14:val="solid"/>
+                  <w14:miter w14:lim="400000"/>
+                </w14:textOutline>
+              </w:rPr>
+              <w:t xml:space="preserve"> JAVA 1.7</w:t>
+            </w:r>
+            <w:r>
+              <w:rPr>
+                <w14:textOutline w14:w="12700" w14:cap="flat" w14:cmpd="sng" w14:algn="ctr">
+                  <w14:noFill/>
+                  <w14:prstDash w14:val="solid"/>
+                  <w14:miter w14:lim="400000"/>
+                </w14:textOutline>
+              </w:rPr>
+              <w:t xml:space="preserve"> Spring Boot</w:t>
+            </w:r>
+            <w:r>
+              <w:rPr>
+                <w14:textOutline w14:w="12700" w14:cap="flat" w14:cmpd="sng" w14:algn="ctr">
+                  <w14:noFill/>
+                  <w14:prstDash w14:val="solid"/>
+                  <w14:miter w14:lim="400000"/>
+                </w14:textOutline>
+              </w:rPr>
+              <w:t>, Swagger template in YAML, MYSQL and LDAP</w:t>
+            </w:r>
+            <w:r>
+              <w:rPr>
+                <w14:textOutline w14:w="12700" w14:cap="flat" w14:cmpd="sng" w14:algn="ctr">
+                  <w14:noFill/>
+                  <w14:prstDash w14:val="solid"/>
+                  <w14:miter w14:lim="400000"/>
+                </w14:textOutline>
+              </w:rPr>
+              <w:t xml:space="preserve"> DB, GitHub repo, Jenkins.</w:t>
             </w:r>
           </w:p>
           <w:p>
@@ -3173,7 +3910,7 @@
                   <w14:miter w14:lim="400000"/>
                 </w14:textOutline>
               </w:rPr>
-              <w:t>Feature</w:t>
+              <w:t xml:space="preserve">Improv </w:t>
             </w:r>
             <w:r>
               <w:rPr>
@@ -3183,7 +3920,7 @@
                   <w14:miter w14:lim="400000"/>
                 </w14:textOutline>
               </w:rPr>
-              <w:t xml:space="preserve"> designed </w:t>
+              <w:t>2.0</w:t>
             </w:r>
             <w:r>
               <w:rPr>
@@ -3193,7 +3930,7 @@
                   <w14:miter w14:lim="400000"/>
                 </w14:textOutline>
               </w:rPr>
-              <w:t xml:space="preserve">to create user account that makes performs promise on results from </w:t>
+              <w:t xml:space="preserve"> is a Spring Boot </w:t>
             </w:r>
             <w:r>
               <w:rPr>
@@ -3203,7 +3940,7 @@
                   <w14:miter w14:lim="400000"/>
                 </w14:textOutline>
               </w:rPr>
-              <w:t>R</w:t>
+              <w:t>Microservice based Web Services</w:t>
             </w:r>
             <w:r>
               <w:rPr>
@@ -3213,7 +3950,7 @@
                   <w14:miter w14:lim="400000"/>
                 </w14:textOutline>
               </w:rPr>
-              <w:t xml:space="preserve">est </w:t>
+              <w:t xml:space="preserve"> to </w:t>
             </w:r>
             <w:r>
               <w:rPr>
@@ -3223,7 +3960,7 @@
                   <w14:miter w14:lim="400000"/>
                 </w14:textOutline>
               </w:rPr>
-              <w:t>API</w:t>
+              <w:t>manage</w:t>
             </w:r>
             <w:r>
               <w:rPr>
@@ -3233,7 +3970,17 @@
                   <w14:miter w14:lim="400000"/>
                 </w14:textOutline>
               </w:rPr>
-              <w:t>.</w:t>
+              <w:t xml:space="preserve"> Modem Account - CRUD operations</w:t>
+            </w:r>
+            <w:r>
+              <w:rPr>
+                <w14:textOutline w14:w="12700" w14:cap="flat" w14:cmpd="sng" w14:algn="ctr">
+                  <w14:noFill/>
+                  <w14:prstDash w14:val="solid"/>
+                  <w14:miter w14:lim="400000"/>
+                </w14:textOutline>
+              </w:rPr>
+              <w:t>. This application is itself upgraded from Perl to Spring Boot with many services still in development / migration from Perl to Spring Boot.</w:t>
             </w:r>
           </w:p>
           <w:p>
@@ -3253,6 +4000,17 @@
               </w:rPr>
             </w:pPr>
             <w:r>
+              <w:t>Improv Services Interact with LDAP for Users, router and IP information. It stores application related data in MYSQL DB which are handled with different methods to properly point to respective DB in dedicated service.</w:t>
+            </w:r>
+          </w:p>
+          <w:p>
+            <w:pPr>
+              <w:pStyle w:val="ListParagraph"/>
+              <w:numPr>
+                <w:ilvl w:val="0"/>
+                <w:numId w:val="2"/>
+              </w:numPr>
+              <w:spacing w:after="0" w:line="240" w:lineRule="auto"/>
               <w:rPr>
                 <w14:textOutline w14:w="12700" w14:cap="flat" w14:cmpd="sng" w14:algn="ctr">
                   <w14:noFill/>
@@ -3260,8 +4018,7 @@
                   <w14:miter w14:lim="400000"/>
                 </w14:textOutline>
               </w:rPr>
-              <w:t xml:space="preserve">New functionality is designed along with backend APIs which will </w:t>
-            </w:r>
+            </w:pPr>
             <w:r>
               <w:rPr>
                 <w14:textOutline w14:w="12700" w14:cap="flat" w14:cmpd="sng" w14:algn="ctr">
@@ -3270,7 +4027,7 @@
                   <w14:miter w14:lim="400000"/>
                 </w14:textOutline>
               </w:rPr>
-              <w:t>utilize</w:t>
+              <w:t xml:space="preserve">Application also </w:t>
             </w:r>
             <w:r>
               <w:rPr>
@@ -3280,7 +4037,27 @@
                   <w14:miter w14:lim="400000"/>
                 </w14:textOutline>
               </w:rPr>
-              <w:t xml:space="preserve"> the attributes based on which a user account is created. </w:t>
+              <w:t>Responds to Requests over Kafka topics.</w:t>
+            </w:r>
+          </w:p>
+          <w:p>
+            <w:pPr>
+              <w:pStyle w:val="BodyA"/>
+              <w:spacing w:after="0" w:line="240" w:lineRule="auto"/>
+              <w:ind w:left="1"/>
+              <w:rPr>
+                <w:b/>
+                <w:bCs/>
+                <w:u w:val="single"/>
+              </w:rPr>
+            </w:pPr>
+            <w:r>
+              <w:rPr>
+                <w:b/>
+                <w:bCs/>
+                <w:u w:val="single"/>
+              </w:rPr>
+              <w:t>Business Intelligence:</w:t>
             </w:r>
           </w:p>
           <w:p>
@@ -3288,7 +4065,7 @@
               <w:pStyle w:val="ListParagraph"/>
               <w:numPr>
                 <w:ilvl w:val="0"/>
-                <w:numId w:val="2"/>
+                <w:numId w:val="3"/>
               </w:numPr>
               <w:spacing w:after="0" w:line="240" w:lineRule="auto"/>
               <w:rPr>
@@ -3307,9 +4084,8 @@
                   <w14:miter w14:lim="400000"/>
                 </w14:textOutline>
               </w:rPr>
-              <w:t xml:space="preserve">Migrated Angular 11 to </w:t>
-            </w:r>
-            <w:proofErr w:type="gramStart"/>
+              <w:t>Maintenance &amp; Enhancements in HP</w:t>
+            </w:r>
             <w:r>
               <w:rPr>
                 <w14:textOutline w14:w="12700" w14:cap="flat" w14:cmpd="sng" w14:algn="ctr">
@@ -3318,7 +4094,7 @@
                   <w14:miter w14:lim="400000"/>
                 </w14:textOutline>
               </w:rPr>
-              <w:t xml:space="preserve">15 </w:t>
+              <w:t>-</w:t>
             </w:r>
             <w:r>
               <w:rPr>
@@ -3328,9 +4104,8 @@
                   <w14:miter w14:lim="400000"/>
                 </w14:textOutline>
               </w:rPr>
-              <w:t>.</w:t>
-            </w:r>
-            <w:proofErr w:type="gramEnd"/>
+              <w:t xml:space="preserve">UX </w:t>
+            </w:r>
             <w:r>
               <w:rPr>
                 <w14:textOutline w14:w="12700" w14:cap="flat" w14:cmpd="sng" w14:algn="ctr">
@@ -3339,7 +4114,7 @@
                   <w14:miter w14:lim="400000"/>
                 </w14:textOutline>
               </w:rPr>
-              <w:t xml:space="preserve"> Please find my questions and solution on Stack overflow </w:t>
+              <w:t>OS with</w:t>
             </w:r>
             <w:r>
               <w:rPr>
@@ -3349,7 +4124,7 @@
                   <w14:miter w14:lim="400000"/>
                 </w14:textOutline>
               </w:rPr>
-              <w:sym w:font="Wingdings" w:char="F0E0"/>
+              <w:t xml:space="preserve"> </w:t>
             </w:r>
             <w:r>
               <w:rPr>
@@ -3359,21 +4134,8 @@
                   <w14:miter w14:lim="400000"/>
                 </w14:textOutline>
               </w:rPr>
-              <w:t xml:space="preserve"> </w:t>
-            </w:r>
-            <w:hyperlink r:id="rId15" w:anchor="76171393" w:history="1">
-              <w:r>
-                <w:rPr>
-                  <w:rStyle w:val="Hyperlink"/>
-                  <w14:textOutline w14:w="12700" w14:cap="flat" w14:cmpd="sng" w14:algn="ctr">
-                    <w14:noFill/>
-                    <w14:prstDash w14:val="solid"/>
-                    <w14:miter w14:lim="400000"/>
-                  </w14:textOutline>
-                </w:rPr>
-                <w:t>Link</w:t>
-              </w:r>
-            </w:hyperlink>
+              <w:t>Unix Script</w:t>
+            </w:r>
             <w:r>
               <w:rPr>
                 <w14:textOutline w14:w="12700" w14:cap="flat" w14:cmpd="sng" w14:algn="ctr">
@@ -3390,7 +4152,7 @@
               <w:pStyle w:val="ListParagraph"/>
               <w:numPr>
                 <w:ilvl w:val="0"/>
-                <w:numId w:val="2"/>
+                <w:numId w:val="3"/>
               </w:numPr>
               <w:spacing w:after="0" w:line="240" w:lineRule="auto"/>
               <w:rPr>
@@ -3409,17 +4171,9 @@
                   <w14:miter w14:lim="400000"/>
                 </w14:textOutline>
               </w:rPr>
-              <w:t>Implemented Authentication and Authorization using flags that are set from groups obtained by Azure AD service.</w:t>
-            </w:r>
-          </w:p>
-          <w:p>
-            <w:pPr>
-              <w:pStyle w:val="ListParagraph"/>
-              <w:numPr>
-                <w:ilvl w:val="0"/>
-                <w:numId w:val="2"/>
-              </w:numPr>
-              <w:spacing w:after="0" w:line="240" w:lineRule="auto"/>
+              <w:t xml:space="preserve">PL/SQL jobs running reports for Crystal </w:t>
+            </w:r>
+            <w:r>
               <w:rPr>
                 <w14:textOutline w14:w="12700" w14:cap="flat" w14:cmpd="sng" w14:algn="ctr">
                   <w14:noFill/>
@@ -3427,8 +4181,17 @@
                   <w14:miter w14:lim="400000"/>
                 </w14:textOutline>
               </w:rPr>
-            </w:pPr>
-            <w:r>
+              <w:t>report.</w:t>
+            </w:r>
+          </w:p>
+          <w:p>
+            <w:pPr>
+              <w:pStyle w:val="ListParagraph"/>
+              <w:numPr>
+                <w:ilvl w:val="0"/>
+                <w:numId w:val="3"/>
+              </w:numPr>
+              <w:spacing w:after="0" w:line="240" w:lineRule="auto"/>
               <w:rPr>
                 <w14:textOutline w14:w="12700" w14:cap="flat" w14:cmpd="sng" w14:algn="ctr">
                   <w14:noFill/>
@@ -3436,17 +4199,8 @@
                   <w14:miter w14:lim="400000"/>
                 </w14:textOutline>
               </w:rPr>
-              <w:t>Exchange attributes value with Siblings components using services.</w:t>
-            </w:r>
-          </w:p>
-          <w:p>
-            <w:pPr>
-              <w:pStyle w:val="ListParagraph"/>
-              <w:numPr>
-                <w:ilvl w:val="0"/>
-                <w:numId w:val="2"/>
-              </w:numPr>
-              <w:spacing w:after="0" w:line="240" w:lineRule="auto"/>
+            </w:pPr>
+            <w:r>
               <w:rPr>
                 <w14:textOutline w14:w="12700" w14:cap="flat" w14:cmpd="sng" w14:algn="ctr">
                   <w14:noFill/>
@@ -3454,8 +4208,17 @@
                   <w14:miter w14:lim="400000"/>
                 </w14:textOutline>
               </w:rPr>
-            </w:pPr>
-            <w:r>
+              <w:t>SQL Loader loading data to Oracle tables from flat files received from Remote sites.</w:t>
+            </w:r>
+          </w:p>
+          <w:p>
+            <w:pPr>
+              <w:pStyle w:val="ListParagraph"/>
+              <w:numPr>
+                <w:ilvl w:val="0"/>
+                <w:numId w:val="3"/>
+              </w:numPr>
+              <w:spacing w:after="0" w:line="240" w:lineRule="auto"/>
               <w:rPr>
                 <w14:textOutline w14:w="12700" w14:cap="flat" w14:cmpd="sng" w14:algn="ctr">
                   <w14:noFill/>
@@ -3463,8 +4226,7 @@
                   <w14:miter w14:lim="400000"/>
                 </w14:textOutline>
               </w:rPr>
-              <w:t xml:space="preserve">Pass Values from Parent to Child component using @Input decorator </w:t>
-            </w:r>
+            </w:pPr>
             <w:r>
               <w:rPr>
                 <w14:textOutline w14:w="12700" w14:cap="flat" w14:cmpd="sng" w14:algn="ctr">
@@ -3473,9 +4235,37 @@
                   <w14:miter w14:lim="400000"/>
                 </w14:textOutline>
               </w:rPr>
-              <w:t>on</w:t>
-            </w:r>
-            <w:r>
+              <w:t>Crystal Report tool for developing reports for various Network planning information.</w:t>
+            </w:r>
+          </w:p>
+          <w:p>
+            <w:pPr>
+              <w:pStyle w:val="BodyA"/>
+              <w:spacing w:after="0" w:line="240" w:lineRule="auto"/>
+              <w:ind w:left="1"/>
+              <w:rPr>
+                <w:b/>
+                <w:bCs/>
+                <w:u w:val="single"/>
+              </w:rPr>
+            </w:pPr>
+            <w:r>
+              <w:rPr>
+                <w:b/>
+                <w:bCs/>
+                <w:u w:val="single"/>
+              </w:rPr>
+              <w:t>Microbus:</w:t>
+            </w:r>
+          </w:p>
+          <w:p>
+            <w:pPr>
+              <w:pStyle w:val="ListParagraph"/>
+              <w:numPr>
+                <w:ilvl w:val="0"/>
+                <w:numId w:val="3"/>
+              </w:numPr>
+              <w:spacing w:after="0" w:line="240" w:lineRule="auto"/>
               <w:rPr>
                 <w14:textOutline w14:w="12700" w14:cap="flat" w14:cmpd="sng" w14:algn="ctr">
                   <w14:noFill/>
@@ -3483,9 +4273,7 @@
                   <w14:miter w14:lim="400000"/>
                 </w14:textOutline>
               </w:rPr>
-              <w:t xml:space="preserve"> Variable in Typescript and using same as attribute inside child components selector tag which is set with </w:t>
-            </w:r>
-            <w:proofErr w:type="spellStart"/>
+            </w:pPr>
             <w:r>
               <w:rPr>
                 <w14:textOutline w14:w="12700" w14:cap="flat" w14:cmpd="sng" w14:algn="ctr">
@@ -3494,9 +4282,8 @@
                   <w14:miter w14:lim="400000"/>
                 </w14:textOutline>
               </w:rPr>
-              <w:t>OnChange</w:t>
-            </w:r>
-            <w:proofErr w:type="spellEnd"/>
+              <w:t>A</w:t>
+            </w:r>
             <w:r>
               <w:rPr>
                 <w14:textOutline w14:w="12700" w14:cap="flat" w14:cmpd="sng" w14:algn="ctr">
@@ -3505,9 +4292,8 @@
                   <w14:miter w14:lim="400000"/>
                 </w14:textOutline>
               </w:rPr>
-              <w:t xml:space="preserve"> </w:t>
-            </w:r>
-            <w:proofErr w:type="spellStart"/>
+              <w:t>n</w:t>
+            </w:r>
             <w:r>
               <w:rPr>
                 <w14:textOutline w14:w="12700" w14:cap="flat" w14:cmpd="sng" w14:algn="ctr">
@@ -3516,9 +4302,8 @@
                   <w14:miter w14:lim="400000"/>
                 </w14:textOutline>
               </w:rPr>
-              <w:t>LifeHook</w:t>
-            </w:r>
-            <w:proofErr w:type="spellEnd"/>
+              <w:t xml:space="preserve"> </w:t>
+            </w:r>
             <w:r>
               <w:rPr>
                 <w14:textOutline w14:w="12700" w14:cap="flat" w14:cmpd="sng" w14:algn="ctr">
@@ -3527,17 +4312,9 @@
                   <w14:miter w14:lim="400000"/>
                 </w14:textOutline>
               </w:rPr>
-              <w:t>.</w:t>
-            </w:r>
-          </w:p>
-          <w:p>
-            <w:pPr>
-              <w:pStyle w:val="ListParagraph"/>
-              <w:numPr>
-                <w:ilvl w:val="0"/>
-                <w:numId w:val="2"/>
-              </w:numPr>
-              <w:spacing w:after="0" w:line="240" w:lineRule="auto"/>
+              <w:t xml:space="preserve">Apache ActiveMQ based </w:t>
+            </w:r>
+            <w:r>
               <w:rPr>
                 <w14:textOutline w14:w="12700" w14:cap="flat" w14:cmpd="sng" w14:algn="ctr">
                   <w14:noFill/>
@@ -3545,20 +4322,8 @@
                   <w14:miter w14:lim="400000"/>
                 </w14:textOutline>
               </w:rPr>
-            </w:pPr>
-            <w:hyperlink r:id="rId16" w:history="1">
-              <w:r>
-                <w:rPr>
-                  <w:rStyle w:val="Hyperlink"/>
-                  <w14:textOutline w14:w="12700" w14:cap="flat" w14:cmpd="sng" w14:algn="ctr">
-                    <w14:noFill/>
-                    <w14:prstDash w14:val="solid"/>
-                    <w14:miter w14:lim="400000"/>
-                  </w14:textOutline>
-                </w:rPr>
-                <w:t>Azure AD</w:t>
-              </w:r>
-            </w:hyperlink>
+              <w:t>middleware system application</w:t>
+            </w:r>
             <w:r>
               <w:rPr>
                 <w14:textOutline w14:w="12700" w14:cap="flat" w14:cmpd="sng" w14:algn="ctr">
@@ -3567,744 +4332,7 @@
                   <w14:miter w14:lim="400000"/>
                 </w14:textOutline>
               </w:rPr>
-              <w:t xml:space="preserve"> services implemented </w:t>
-            </w:r>
-            <w:r>
-              <w:rPr>
-                <w14:textOutline w14:w="12700" w14:cap="flat" w14:cmpd="sng" w14:algn="ctr">
-                  <w14:noFill/>
-                  <w14:prstDash w14:val="solid"/>
-                  <w14:miter w14:lim="400000"/>
-                </w14:textOutline>
-              </w:rPr>
-              <w:t xml:space="preserve">in </w:t>
-            </w:r>
-            <w:hyperlink r:id="rId17" w:tgtFrame="_self" w:history="1">
-              <w:r>
-                <w:rPr>
-                  <w:u w:val="single"/>
-                  <w14:textOutline w14:w="12700" w14:cap="flat" w14:cmpd="sng" w14:algn="ctr">
-                    <w14:noFill/>
-                    <w14:prstDash w14:val="solid"/>
-                    <w14:miter w14:lim="400000"/>
-                  </w14:textOutline>
-                </w:rPr>
-                <w:t>Improv Dashboard</w:t>
-              </w:r>
-            </w:hyperlink>
-            <w:r>
-              <w:rPr>
-                <w14:textOutline w14:w="12700" w14:cap="flat" w14:cmpd="sng" w14:algn="ctr">
-                  <w14:noFill/>
-                  <w14:prstDash w14:val="solid"/>
-                  <w14:miter w14:lim="400000"/>
-                </w14:textOutline>
-              </w:rPr>
-              <w:t xml:space="preserve"> </w:t>
-            </w:r>
-            <w:r>
-              <w:t xml:space="preserve">and given training to </w:t>
-            </w:r>
-            <w:hyperlink r:id="rId18" w:history="1">
-              <w:proofErr w:type="spellStart"/>
-              <w:r>
-                <w:rPr>
-                  <w:rStyle w:val="Hyperlink"/>
-                </w:rPr>
-                <w:t>BrightSpeed</w:t>
-              </w:r>
-              <w:proofErr w:type="spellEnd"/>
-            </w:hyperlink>
-            <w:r>
-              <w:t>.</w:t>
-            </w:r>
-          </w:p>
-          <w:p>
-            <w:pPr>
-              <w:pStyle w:val="ListParagraph"/>
-              <w:numPr>
-                <w:ilvl w:val="0"/>
-                <w:numId w:val="2"/>
-              </w:numPr>
-              <w:spacing w:after="0" w:line="240" w:lineRule="auto"/>
-              <w:rPr>
-                <w14:textOutline w14:w="12700" w14:cap="flat" w14:cmpd="sng" w14:algn="ctr">
-                  <w14:noFill/>
-                  <w14:prstDash w14:val="solid"/>
-                  <w14:miter w14:lim="400000"/>
-                </w14:textOutline>
-              </w:rPr>
-            </w:pPr>
-            <w:r>
-              <w:t xml:space="preserve">Assisted in </w:t>
-            </w:r>
-            <w:proofErr w:type="spellStart"/>
-            <w:r>
-              <w:t>BrightSpeed</w:t>
-            </w:r>
-            <w:proofErr w:type="spellEnd"/>
-            <w:r>
-              <w:t xml:space="preserve"> </w:t>
-            </w:r>
-            <w:hyperlink r:id="rId19" w:anchor=":~:text=Brightspeed%20is%20a%20new%20internet,the%20parent%20company%20of%20CenturyLink." w:history="1">
-              <w:r>
-                <w:rPr>
-                  <w:rStyle w:val="Hyperlink"/>
-                </w:rPr>
-                <w:t>Divestiture</w:t>
-              </w:r>
-            </w:hyperlink>
-            <w:r>
-              <w:t xml:space="preserve"> Project.</w:t>
-            </w:r>
-          </w:p>
-          <w:p>
-            <w:pPr>
-              <w:pStyle w:val="ListParagraph"/>
-              <w:numPr>
-                <w:ilvl w:val="0"/>
-                <w:numId w:val="2"/>
-              </w:numPr>
-              <w:spacing w:after="0" w:line="240" w:lineRule="auto"/>
-              <w:rPr>
-                <w14:textOutline w14:w="12700" w14:cap="flat" w14:cmpd="sng" w14:algn="ctr">
-                  <w14:noFill/>
-                  <w14:prstDash w14:val="solid"/>
-                  <w14:miter w14:lim="400000"/>
-                </w14:textOutline>
-              </w:rPr>
-            </w:pPr>
-            <w:r>
-              <w:lastRenderedPageBreak/>
-              <w:t xml:space="preserve">Suggested </w:t>
-            </w:r>
-            <w:r>
-              <w:t>changes</w:t>
-            </w:r>
-            <w:r>
-              <w:t xml:space="preserve"> in </w:t>
-            </w:r>
-            <w:hyperlink r:id="rId20" w:anchor="demo" w:history="1">
-              <w:r>
-                <w:rPr>
-                  <w:rStyle w:val="Hyperlink"/>
-                </w:rPr>
-                <w:t>ng-multiselect-dropdown</w:t>
-              </w:r>
-            </w:hyperlink>
-            <w:r>
-              <w:t xml:space="preserve"> feature to developer to enhance it. Please us this </w:t>
-            </w:r>
-            <w:proofErr w:type="spellStart"/>
-            <w:r>
-              <w:t>Github</w:t>
-            </w:r>
-            <w:proofErr w:type="spellEnd"/>
-            <w:r>
-              <w:t xml:space="preserve"> </w:t>
-            </w:r>
-            <w:hyperlink r:id="rId21" w:history="1">
-              <w:r>
-                <w:rPr>
-                  <w:rStyle w:val="Hyperlink"/>
-                </w:rPr>
-                <w:t>link</w:t>
-              </w:r>
-            </w:hyperlink>
-            <w:r>
-              <w:t xml:space="preserve"> to view my contribution to enhance feature of dropdown.</w:t>
-            </w:r>
-          </w:p>
-          <w:p>
-            <w:pPr>
-              <w:pStyle w:val="ListParagraph"/>
-              <w:numPr>
-                <w:ilvl w:val="0"/>
-                <w:numId w:val="2"/>
-              </w:numPr>
-              <w:spacing w:after="0" w:line="240" w:lineRule="auto"/>
-              <w:rPr>
-                <w14:textOutline w14:w="12700" w14:cap="flat" w14:cmpd="sng" w14:algn="ctr">
-                  <w14:noFill/>
-                  <w14:prstDash w14:val="solid"/>
-                  <w14:miter w14:lim="400000"/>
-                </w14:textOutline>
-              </w:rPr>
-            </w:pPr>
-            <w:r>
-              <w:t>Created Pipeline to deploy Angular Dashboard to Kubernetes with Jenkins script whenever code is merged to a branch.</w:t>
-            </w:r>
-          </w:p>
-          <w:p>
-            <w:pPr>
-              <w:pStyle w:val="BodyA"/>
-              <w:spacing w:after="0" w:line="240" w:lineRule="auto"/>
-              <w:ind w:left="1"/>
-              <w:rPr>
-                <w:b/>
-                <w:bCs/>
-                <w:u w:val="single"/>
-              </w:rPr>
-            </w:pPr>
-            <w:r>
-              <w:rPr>
-                <w:b/>
-                <w:bCs/>
-                <w:u w:val="single"/>
-              </w:rPr>
-              <w:t>IMPROV Services:</w:t>
-            </w:r>
-          </w:p>
-          <w:p>
-            <w:pPr>
-              <w:pStyle w:val="ListParagraph"/>
-              <w:numPr>
-                <w:ilvl w:val="0"/>
-                <w:numId w:val="2"/>
-              </w:numPr>
-              <w:spacing w:after="0" w:line="240" w:lineRule="auto"/>
-              <w:rPr>
-                <w14:textOutline w14:w="12700" w14:cap="flat" w14:cmpd="sng" w14:algn="ctr">
-                  <w14:noFill/>
-                  <w14:prstDash w14:val="solid"/>
-                  <w14:miter w14:lim="400000"/>
-                </w14:textOutline>
-              </w:rPr>
-            </w:pPr>
-            <w:r>
-              <w:rPr>
-                <w14:textOutline w14:w="12700" w14:cap="flat" w14:cmpd="sng" w14:algn="ctr">
-                  <w14:noFill/>
-                  <w14:prstDash w14:val="solid"/>
-                  <w14:miter w14:lim="400000"/>
-                </w14:textOutline>
-              </w:rPr>
-              <w:t>Development task – JAVA 1.7</w:t>
-            </w:r>
-            <w:r>
-              <w:rPr>
-                <w14:textOutline w14:w="12700" w14:cap="flat" w14:cmpd="sng" w14:algn="ctr">
-                  <w14:noFill/>
-                  <w14:prstDash w14:val="solid"/>
-                  <w14:miter w14:lim="400000"/>
-                </w14:textOutline>
-              </w:rPr>
-              <w:t xml:space="preserve"> Spring Boot</w:t>
-            </w:r>
-            <w:r>
-              <w:rPr>
-                <w14:textOutline w14:w="12700" w14:cap="flat" w14:cmpd="sng" w14:algn="ctr">
-                  <w14:noFill/>
-                  <w14:prstDash w14:val="solid"/>
-                  <w14:miter w14:lim="400000"/>
-                </w14:textOutline>
-              </w:rPr>
-              <w:t>, Swagger template in YAML, DB = MYSQL and LDAP</w:t>
-            </w:r>
-          </w:p>
-          <w:p>
-            <w:pPr>
-              <w:pStyle w:val="ListParagraph"/>
-              <w:numPr>
-                <w:ilvl w:val="0"/>
-                <w:numId w:val="2"/>
-              </w:numPr>
-              <w:spacing w:after="0" w:line="240" w:lineRule="auto"/>
-              <w:rPr>
-                <w14:textOutline w14:w="12700" w14:cap="flat" w14:cmpd="sng" w14:algn="ctr">
-                  <w14:noFill/>
-                  <w14:prstDash w14:val="solid"/>
-                  <w14:miter w14:lim="400000"/>
-                </w14:textOutline>
-              </w:rPr>
-            </w:pPr>
-            <w:r>
-              <w:rPr>
-                <w14:textOutline w14:w="12700" w14:cap="flat" w14:cmpd="sng" w14:algn="ctr">
-                  <w14:noFill/>
-                  <w14:prstDash w14:val="solid"/>
-                  <w14:miter w14:lim="400000"/>
-                </w14:textOutline>
-              </w:rPr>
-              <w:t>Webservices to operate Modem Account services - CRUD operations</w:t>
-            </w:r>
-            <w:r>
-              <w:rPr>
-                <w14:textOutline w14:w="12700" w14:cap="flat" w14:cmpd="sng" w14:algn="ctr">
-                  <w14:noFill/>
-                  <w14:prstDash w14:val="solid"/>
-                  <w14:miter w14:lim="400000"/>
-                </w14:textOutline>
-              </w:rPr>
-              <w:t xml:space="preserve"> in </w:t>
-            </w:r>
-            <w:r>
-              <w:t>Microservice architecture.</w:t>
-            </w:r>
-          </w:p>
-          <w:p>
-            <w:pPr>
-              <w:pStyle w:val="ListParagraph"/>
-              <w:numPr>
-                <w:ilvl w:val="0"/>
-                <w:numId w:val="2"/>
-              </w:numPr>
-              <w:spacing w:after="0" w:line="240" w:lineRule="auto"/>
-              <w:rPr>
-                <w14:textOutline w14:w="12700" w14:cap="flat" w14:cmpd="sng" w14:algn="ctr">
-                  <w14:noFill/>
-                  <w14:prstDash w14:val="solid"/>
-                  <w14:miter w14:lim="400000"/>
-                </w14:textOutline>
-              </w:rPr>
-            </w:pPr>
-            <w:r>
-              <w:t>Add new API to the hive, modifying Swagger file.</w:t>
-            </w:r>
-          </w:p>
-          <w:p>
-            <w:pPr>
-              <w:pStyle w:val="ListParagraph"/>
-              <w:numPr>
-                <w:ilvl w:val="0"/>
-                <w:numId w:val="2"/>
-              </w:numPr>
-              <w:spacing w:after="0" w:line="240" w:lineRule="auto"/>
-              <w:rPr>
-                <w14:textOutline w14:w="12700" w14:cap="flat" w14:cmpd="sng" w14:algn="ctr">
-                  <w14:noFill/>
-                  <w14:prstDash w14:val="solid"/>
-                  <w14:miter w14:lim="400000"/>
-                </w14:textOutline>
-              </w:rPr>
-            </w:pPr>
-            <w:r>
-              <w:t>Devising DSA that works neatly for processing data and generating readable loggers for support.</w:t>
-            </w:r>
-          </w:p>
-          <w:p>
-            <w:pPr>
-              <w:pStyle w:val="ListParagraph"/>
-              <w:numPr>
-                <w:ilvl w:val="0"/>
-                <w:numId w:val="2"/>
-              </w:numPr>
-              <w:spacing w:after="0" w:line="240" w:lineRule="auto"/>
-              <w:rPr>
-                <w14:textOutline w14:w="12700" w14:cap="flat" w14:cmpd="sng" w14:algn="ctr">
-                  <w14:noFill/>
-                  <w14:prstDash w14:val="solid"/>
-                  <w14:miter w14:lim="400000"/>
-                </w14:textOutline>
-              </w:rPr>
-            </w:pPr>
-            <w:r>
-              <w:rPr>
-                <w14:textOutline w14:w="12700" w14:cap="flat" w14:cmpd="sng" w14:algn="ctr">
-                  <w14:noFill/>
-                  <w14:prstDash w14:val="solid"/>
-                  <w14:miter w14:lim="400000"/>
-                </w14:textOutline>
-              </w:rPr>
-              <w:t>Worked on adding more than one Database by using Transactional(name=) annotation of JPA.</w:t>
-            </w:r>
-          </w:p>
-          <w:p>
-            <w:pPr>
-              <w:pStyle w:val="ListParagraph"/>
-              <w:numPr>
-                <w:ilvl w:val="0"/>
-                <w:numId w:val="2"/>
-              </w:numPr>
-              <w:spacing w:after="0" w:line="240" w:lineRule="auto"/>
-              <w:rPr>
-                <w14:textOutline w14:w="12700" w14:cap="flat" w14:cmpd="sng" w14:algn="ctr">
-                  <w14:noFill/>
-                  <w14:prstDash w14:val="solid"/>
-                  <w14:miter w14:lim="400000"/>
-                </w14:textOutline>
-              </w:rPr>
-            </w:pPr>
-            <w:r>
-              <w:rPr>
-                <w14:textOutline w14:w="12700" w14:cap="flat" w14:cmpd="sng" w14:algn="ctr">
-                  <w14:noFill/>
-                  <w14:prstDash w14:val="solid"/>
-                  <w14:miter w14:lim="400000"/>
-                </w14:textOutline>
-              </w:rPr>
-              <w:t>Responds to Requests over Kafka topics.</w:t>
-            </w:r>
-          </w:p>
-          <w:p>
-            <w:pPr>
-              <w:pStyle w:val="ListParagraph"/>
-              <w:numPr>
-                <w:ilvl w:val="0"/>
-                <w:numId w:val="2"/>
-              </w:numPr>
-              <w:spacing w:after="0" w:line="240" w:lineRule="auto"/>
-              <w:rPr>
-                <w14:textOutline w14:w="12700" w14:cap="flat" w14:cmpd="sng" w14:algn="ctr">
-                  <w14:noFill/>
-                  <w14:prstDash w14:val="solid"/>
-                  <w14:miter w14:lim="400000"/>
-                </w14:textOutline>
-              </w:rPr>
-            </w:pPr>
-            <w:r>
-              <w:rPr>
-                <w14:textOutline w14:w="12700" w14:cap="flat" w14:cmpd="sng" w14:algn="ctr">
-                  <w14:noFill/>
-                  <w14:prstDash w14:val="solid"/>
-                  <w14:miter w14:lim="400000"/>
-                </w14:textOutline>
-              </w:rPr>
-              <w:t>Created Unit Test Cases using Mockito with mock and stubs. Version 5.x</w:t>
-            </w:r>
-          </w:p>
-          <w:p>
-            <w:pPr>
-              <w:pStyle w:val="BodyA"/>
-              <w:spacing w:after="0" w:line="240" w:lineRule="auto"/>
-              <w:ind w:left="1"/>
-              <w:rPr>
-                <w:b/>
-                <w:bCs/>
-                <w:u w:val="single"/>
-              </w:rPr>
-            </w:pPr>
-            <w:r>
-              <w:rPr>
-                <w:b/>
-                <w:bCs/>
-                <w:u w:val="single"/>
-              </w:rPr>
-              <w:t>Business Intelligence:</w:t>
-            </w:r>
-          </w:p>
-          <w:p>
-            <w:pPr>
-              <w:pStyle w:val="ListParagraph"/>
-              <w:numPr>
-                <w:ilvl w:val="0"/>
-                <w:numId w:val="3"/>
-              </w:numPr>
-              <w:spacing w:after="0" w:line="240" w:lineRule="auto"/>
-              <w:rPr>
-                <w14:textOutline w14:w="12700" w14:cap="flat" w14:cmpd="sng" w14:algn="ctr">
-                  <w14:noFill/>
-                  <w14:prstDash w14:val="solid"/>
-                  <w14:miter w14:lim="400000"/>
-                </w14:textOutline>
-              </w:rPr>
-            </w:pPr>
-            <w:r>
-              <w:rPr>
-                <w14:textOutline w14:w="12700" w14:cap="flat" w14:cmpd="sng" w14:algn="ctr">
-                  <w14:noFill/>
-                  <w14:prstDash w14:val="solid"/>
-                  <w14:miter w14:lim="400000"/>
-                </w14:textOutline>
-              </w:rPr>
-              <w:t>Maintenance &amp; Enhancements in HP</w:t>
-            </w:r>
-            <w:r>
-              <w:rPr>
-                <w14:textOutline w14:w="12700" w14:cap="flat" w14:cmpd="sng" w14:algn="ctr">
-                  <w14:noFill/>
-                  <w14:prstDash w14:val="solid"/>
-                  <w14:miter w14:lim="400000"/>
-                </w14:textOutline>
-              </w:rPr>
-              <w:t>-</w:t>
-            </w:r>
-            <w:r>
-              <w:rPr>
-                <w14:textOutline w14:w="12700" w14:cap="flat" w14:cmpd="sng" w14:algn="ctr">
-                  <w14:noFill/>
-                  <w14:prstDash w14:val="solid"/>
-                  <w14:miter w14:lim="400000"/>
-                </w14:textOutline>
-              </w:rPr>
-              <w:t xml:space="preserve">UX </w:t>
-            </w:r>
-            <w:r>
-              <w:rPr>
-                <w14:textOutline w14:w="12700" w14:cap="flat" w14:cmpd="sng" w14:algn="ctr">
-                  <w14:noFill/>
-                  <w14:prstDash w14:val="solid"/>
-                  <w14:miter w14:lim="400000"/>
-                </w14:textOutline>
-              </w:rPr>
-              <w:t>OS with</w:t>
-            </w:r>
-            <w:r>
-              <w:rPr>
-                <w14:textOutline w14:w="12700" w14:cap="flat" w14:cmpd="sng" w14:algn="ctr">
-                  <w14:noFill/>
-                  <w14:prstDash w14:val="solid"/>
-                  <w14:miter w14:lim="400000"/>
-                </w14:textOutline>
-              </w:rPr>
-              <w:t xml:space="preserve"> </w:t>
-            </w:r>
-            <w:r>
-              <w:rPr>
-                <w14:textOutline w14:w="12700" w14:cap="flat" w14:cmpd="sng" w14:algn="ctr">
-                  <w14:noFill/>
-                  <w14:prstDash w14:val="solid"/>
-                  <w14:miter w14:lim="400000"/>
-                </w14:textOutline>
-              </w:rPr>
-              <w:t>Unix Script</w:t>
-            </w:r>
-            <w:r>
-              <w:rPr>
-                <w14:textOutline w14:w="12700" w14:cap="flat" w14:cmpd="sng" w14:algn="ctr">
-                  <w14:noFill/>
-                  <w14:prstDash w14:val="solid"/>
-                  <w14:miter w14:lim="400000"/>
-                </w14:textOutline>
-              </w:rPr>
-              <w:t>.</w:t>
-            </w:r>
-          </w:p>
-          <w:p>
-            <w:pPr>
-              <w:pStyle w:val="ListParagraph"/>
-              <w:numPr>
-                <w:ilvl w:val="0"/>
-                <w:numId w:val="3"/>
-              </w:numPr>
-              <w:spacing w:after="0" w:line="240" w:lineRule="auto"/>
-              <w:rPr>
-                <w14:textOutline w14:w="12700" w14:cap="flat" w14:cmpd="sng" w14:algn="ctr">
-                  <w14:noFill/>
-                  <w14:prstDash w14:val="solid"/>
-                  <w14:miter w14:lim="400000"/>
-                </w14:textOutline>
-              </w:rPr>
-            </w:pPr>
-            <w:r>
-              <w:rPr>
-                <w14:textOutline w14:w="12700" w14:cap="flat" w14:cmpd="sng" w14:algn="ctr">
-                  <w14:noFill/>
-                  <w14:prstDash w14:val="solid"/>
-                  <w14:miter w14:lim="400000"/>
-                </w14:textOutline>
-              </w:rPr>
-              <w:t xml:space="preserve">PL/SQL jobs running reports for Crystal </w:t>
-            </w:r>
-            <w:r>
-              <w:rPr>
-                <w14:textOutline w14:w="12700" w14:cap="flat" w14:cmpd="sng" w14:algn="ctr">
-                  <w14:noFill/>
-                  <w14:prstDash w14:val="solid"/>
-                  <w14:miter w14:lim="400000"/>
-                </w14:textOutline>
-              </w:rPr>
-              <w:t>report.</w:t>
-            </w:r>
-          </w:p>
-          <w:p>
-            <w:pPr>
-              <w:pStyle w:val="ListParagraph"/>
-              <w:numPr>
-                <w:ilvl w:val="0"/>
-                <w:numId w:val="3"/>
-              </w:numPr>
-              <w:spacing w:after="0" w:line="240" w:lineRule="auto"/>
-              <w:rPr>
-                <w14:textOutline w14:w="12700" w14:cap="flat" w14:cmpd="sng" w14:algn="ctr">
-                  <w14:noFill/>
-                  <w14:prstDash w14:val="solid"/>
-                  <w14:miter w14:lim="400000"/>
-                </w14:textOutline>
-              </w:rPr>
-            </w:pPr>
-            <w:r>
-              <w:rPr>
-                <w14:textOutline w14:w="12700" w14:cap="flat" w14:cmpd="sng" w14:algn="ctr">
-                  <w14:noFill/>
-                  <w14:prstDash w14:val="solid"/>
-                  <w14:miter w14:lim="400000"/>
-                </w14:textOutline>
-              </w:rPr>
-              <w:t>SQL Loader loading data to Oracle tables from flat files received from Remote sites.</w:t>
-            </w:r>
-          </w:p>
-          <w:p>
-            <w:pPr>
-              <w:pStyle w:val="ListParagraph"/>
-              <w:numPr>
-                <w:ilvl w:val="0"/>
-                <w:numId w:val="3"/>
-              </w:numPr>
-              <w:spacing w:after="0" w:line="240" w:lineRule="auto"/>
-              <w:rPr>
-                <w14:textOutline w14:w="12700" w14:cap="flat" w14:cmpd="sng" w14:algn="ctr">
-                  <w14:noFill/>
-                  <w14:prstDash w14:val="solid"/>
-                  <w14:miter w14:lim="400000"/>
-                </w14:textOutline>
-              </w:rPr>
-            </w:pPr>
-            <w:r>
-              <w:rPr>
-                <w14:textOutline w14:w="12700" w14:cap="flat" w14:cmpd="sng" w14:algn="ctr">
-                  <w14:noFill/>
-                  <w14:prstDash w14:val="solid"/>
-                  <w14:miter w14:lim="400000"/>
-                </w14:textOutline>
-              </w:rPr>
-              <w:t>Crystal Report tool for developing reports for various Network planning information.</w:t>
-            </w:r>
-          </w:p>
-          <w:p>
-            <w:pPr>
-              <w:pStyle w:val="ListParagraph"/>
-              <w:numPr>
-                <w:ilvl w:val="0"/>
-                <w:numId w:val="3"/>
-              </w:numPr>
-              <w:spacing w:after="0" w:line="240" w:lineRule="auto"/>
-              <w:rPr>
-                <w14:textOutline w14:w="12700" w14:cap="flat" w14:cmpd="sng" w14:algn="ctr">
-                  <w14:noFill/>
-                  <w14:prstDash w14:val="solid"/>
-                  <w14:miter w14:lim="400000"/>
-                </w14:textOutline>
-              </w:rPr>
-            </w:pPr>
-            <w:r>
-              <w:rPr>
-                <w14:textOutline w14:w="12700" w14:cap="flat" w14:cmpd="sng" w14:algn="ctr">
-                  <w14:noFill/>
-                  <w14:prstDash w14:val="solid"/>
-                  <w14:miter w14:lim="400000"/>
-                </w14:textOutline>
-              </w:rPr>
-              <w:t>Manage</w:t>
-            </w:r>
-            <w:r>
-              <w:rPr>
-                <w14:textOutline w14:w="12700" w14:cap="flat" w14:cmpd="sng" w14:algn="ctr">
-                  <w14:noFill/>
-                  <w14:prstDash w14:val="solid"/>
-                  <w14:miter w14:lim="400000"/>
-                </w14:textOutline>
-              </w:rPr>
-              <w:t xml:space="preserve"> </w:t>
-            </w:r>
-            <w:r>
-              <w:rPr>
-                <w14:textOutline w14:w="12700" w14:cap="flat" w14:cmpd="sng" w14:algn="ctr">
-                  <w14:noFill/>
-                  <w14:prstDash w14:val="solid"/>
-                  <w14:miter w14:lim="400000"/>
-                </w14:textOutline>
-              </w:rPr>
-              <w:t xml:space="preserve">and update </w:t>
-            </w:r>
-            <w:r>
-              <w:rPr>
-                <w14:textOutline w14:w="12700" w14:cap="flat" w14:cmpd="sng" w14:algn="ctr">
-                  <w14:noFill/>
-                  <w14:prstDash w14:val="solid"/>
-                  <w14:miter w14:lim="400000"/>
-                </w14:textOutline>
-              </w:rPr>
-              <w:t>Cron jobs</w:t>
-            </w:r>
-            <w:r>
-              <w:rPr>
-                <w14:textOutline w14:w="12700" w14:cap="flat" w14:cmpd="sng" w14:algn="ctr">
-                  <w14:noFill/>
-                  <w14:prstDash w14:val="solid"/>
-                  <w14:miter w14:lim="400000"/>
-                </w14:textOutline>
-              </w:rPr>
-              <w:t xml:space="preserve"> that trigger Daily, weekly, monthly and quarterly task. Also used these </w:t>
-            </w:r>
-            <w:proofErr w:type="spellStart"/>
-            <w:r>
-              <w:rPr>
-                <w14:textOutline w14:w="12700" w14:cap="flat" w14:cmpd="sng" w14:algn="ctr">
-                  <w14:noFill/>
-                  <w14:prstDash w14:val="solid"/>
-                  <w14:miter w14:lim="400000"/>
-                </w14:textOutline>
-              </w:rPr>
-              <w:t>cron</w:t>
-            </w:r>
-            <w:proofErr w:type="spellEnd"/>
-            <w:r>
-              <w:rPr>
-                <w14:textOutline w14:w="12700" w14:cap="flat" w14:cmpd="sng" w14:algn="ctr">
-                  <w14:noFill/>
-                  <w14:prstDash w14:val="solid"/>
-                  <w14:miter w14:lim="400000"/>
-                </w14:textOutline>
-              </w:rPr>
-              <w:t xml:space="preserve"> to send mail through Unix machine for reporting purpose.</w:t>
-            </w:r>
-          </w:p>
-          <w:p>
-            <w:pPr>
-              <w:pStyle w:val="BodyA"/>
-              <w:spacing w:after="0" w:line="240" w:lineRule="auto"/>
-              <w:ind w:left="1"/>
-              <w:rPr>
-                <w:b/>
-                <w:bCs/>
-                <w:u w:val="single"/>
-              </w:rPr>
-            </w:pPr>
-            <w:r>
-              <w:rPr>
-                <w:b/>
-                <w:bCs/>
-                <w:u w:val="single"/>
-              </w:rPr>
-              <w:t>Microbus:</w:t>
-            </w:r>
-          </w:p>
-          <w:p>
-            <w:pPr>
-              <w:pStyle w:val="ListParagraph"/>
-              <w:numPr>
-                <w:ilvl w:val="0"/>
-                <w:numId w:val="3"/>
-              </w:numPr>
-              <w:spacing w:after="0" w:line="240" w:lineRule="auto"/>
-              <w:rPr>
-                <w14:textOutline w14:w="12700" w14:cap="flat" w14:cmpd="sng" w14:algn="ctr">
-                  <w14:noFill/>
-                  <w14:prstDash w14:val="solid"/>
-                  <w14:miter w14:lim="400000"/>
-                </w14:textOutline>
-              </w:rPr>
-            </w:pPr>
-            <w:r>
-              <w:rPr>
-                <w14:textOutline w14:w="12700" w14:cap="flat" w14:cmpd="sng" w14:algn="ctr">
-                  <w14:noFill/>
-                  <w14:prstDash w14:val="solid"/>
-                  <w14:miter w14:lim="400000"/>
-                </w14:textOutline>
-              </w:rPr>
-              <w:t>A middleware system builds on Apache ActiveMQ application</w:t>
-            </w:r>
-            <w:r>
-              <w:rPr>
-                <w14:textOutline w14:w="12700" w14:cap="flat" w14:cmpd="sng" w14:algn="ctr">
-                  <w14:noFill/>
-                  <w14:prstDash w14:val="solid"/>
-                  <w14:miter w14:lim="400000"/>
-                </w14:textOutline>
-              </w:rPr>
-              <w:t>.</w:t>
+              <w:t xml:space="preserve"> responsible for communication across several applications.</w:t>
             </w:r>
           </w:p>
           <w:p>
@@ -4737,210 +4765,58 @@
                 <w:bCs/>
                 <w:u w:val="single"/>
               </w:rPr>
-              <w:lastRenderedPageBreak/>
               <w:t>Roles and Responsibilities:</w:t>
             </w:r>
           </w:p>
           <w:p>
             <w:pPr>
-              <w:pStyle w:val="BodyA"/>
-              <w:numPr>
-                <w:ilvl w:val="1"/>
-                <w:numId w:val="6"/>
-              </w:numPr>
-              <w:spacing w:after="0" w:line="240" w:lineRule="auto"/>
-            </w:pPr>
-            <w:r>
-              <w:t xml:space="preserve">Improv Dashboard: </w:t>
-            </w:r>
-            <w:r>
-              <w:t>Design and Development of new Dashboard</w:t>
-            </w:r>
-            <w:r>
-              <w:t xml:space="preserve"> in Angular 11.</w:t>
-            </w:r>
-          </w:p>
-          <w:p>
-            <w:pPr>
-              <w:pStyle w:val="BodyA"/>
-              <w:numPr>
-                <w:ilvl w:val="1"/>
-                <w:numId w:val="6"/>
-              </w:numPr>
-              <w:spacing w:after="0" w:line="240" w:lineRule="auto"/>
-            </w:pPr>
-            <w:r>
-              <w:t xml:space="preserve">Integrated Angular Application with Pie chart and Line chart that is can be filtered with Time range with </w:t>
-            </w:r>
-            <w:proofErr w:type="spellStart"/>
-            <w:r>
-              <w:t>Datepicker</w:t>
-            </w:r>
-            <w:proofErr w:type="spellEnd"/>
-            <w:r>
-              <w:t>.</w:t>
-            </w:r>
-          </w:p>
-          <w:p>
-            <w:pPr>
-              <w:pStyle w:val="BodyA"/>
-              <w:numPr>
-                <w:ilvl w:val="1"/>
-                <w:numId w:val="6"/>
-              </w:numPr>
-              <w:spacing w:after="0" w:line="240" w:lineRule="auto"/>
-            </w:pPr>
-            <w:r>
-              <w:t>IMPROV Services: Added Multiple DB by utilizing Transactional annotation with name attribute.</w:t>
-            </w:r>
-          </w:p>
-          <w:p>
-            <w:pPr>
-              <w:pStyle w:val="BodyA"/>
-              <w:numPr>
-                <w:ilvl w:val="1"/>
-                <w:numId w:val="6"/>
-              </w:numPr>
-              <w:spacing w:after="0" w:line="240" w:lineRule="auto"/>
-            </w:pPr>
-            <w:r>
-              <w:t xml:space="preserve">Create multi-tier </w:t>
-            </w:r>
-            <w:proofErr w:type="spellStart"/>
-            <w:r>
-              <w:t>Dockerfile</w:t>
-            </w:r>
-            <w:proofErr w:type="spellEnd"/>
-            <w:r>
-              <w:t xml:space="preserve"> for Angular application in CICD ecosystem that is triggered by Jenkins script when code pushed to Dev Branch.</w:t>
-            </w:r>
-          </w:p>
-          <w:p>
-            <w:pPr>
-              <w:pStyle w:val="BodyA"/>
-              <w:numPr>
-                <w:ilvl w:val="1"/>
-                <w:numId w:val="6"/>
-              </w:numPr>
-              <w:spacing w:after="0" w:line="240" w:lineRule="auto"/>
-            </w:pPr>
-            <w:r>
-              <w:t xml:space="preserve">Suggesting </w:t>
-            </w:r>
-            <w:r>
-              <w:t xml:space="preserve">Use Cases to </w:t>
-            </w:r>
-            <w:r>
-              <w:t>onshore client</w:t>
-            </w:r>
-            <w:r>
-              <w:t xml:space="preserve"> and Manager</w:t>
-            </w:r>
-            <w:r>
-              <w:t>.</w:t>
-            </w:r>
-          </w:p>
-          <w:p>
-            <w:pPr>
-              <w:pStyle w:val="BodyA"/>
-              <w:numPr>
-                <w:ilvl w:val="1"/>
-                <w:numId w:val="6"/>
-              </w:numPr>
-              <w:spacing w:after="0" w:line="240" w:lineRule="auto"/>
-            </w:pPr>
-            <w:r>
-              <w:t>Understanding the Business and proposing the use cases according to that</w:t>
-            </w:r>
-          </w:p>
-          <w:p>
-            <w:pPr>
-              <w:pStyle w:val="BodyA"/>
-              <w:numPr>
-                <w:ilvl w:val="1"/>
-                <w:numId w:val="6"/>
-              </w:numPr>
-              <w:spacing w:after="0" w:line="240" w:lineRule="auto"/>
-            </w:pPr>
-            <w:r>
-              <w:t>Peer Code review and brainstorming to achieve solutions.</w:t>
-            </w:r>
-          </w:p>
-          <w:p>
-            <w:pPr>
-              <w:pStyle w:val="BodyA"/>
-              <w:numPr>
-                <w:ilvl w:val="1"/>
-                <w:numId w:val="6"/>
-              </w:numPr>
-              <w:spacing w:after="0" w:line="240" w:lineRule="auto"/>
-            </w:pPr>
-            <w:r>
-              <w:t>Tracking logs of Legacy applications.</w:t>
-            </w:r>
-          </w:p>
-          <w:p>
-            <w:pPr>
-              <w:pStyle w:val="BodyA"/>
-              <w:numPr>
-                <w:ilvl w:val="1"/>
-                <w:numId w:val="6"/>
-              </w:numPr>
-              <w:spacing w:after="0" w:line="240" w:lineRule="auto"/>
-            </w:pPr>
-            <w:r>
-              <w:t>In case of issues in Legacy applications</w:t>
-            </w:r>
-            <w:r>
-              <w:t xml:space="preserve">, </w:t>
-            </w:r>
-            <w:r>
-              <w:t xml:space="preserve">root cause </w:t>
-            </w:r>
-            <w:r>
-              <w:t xml:space="preserve">analysis </w:t>
-            </w:r>
-            <w:r>
-              <w:t xml:space="preserve">and </w:t>
-            </w:r>
-            <w:r>
-              <w:t>remedy</w:t>
-            </w:r>
-            <w:r>
-              <w:t xml:space="preserve"> – Restart server, Contact DBA to get data into test DB.</w:t>
-            </w:r>
-          </w:p>
-          <w:p>
-            <w:pPr>
-              <w:pStyle w:val="BodyA"/>
-              <w:spacing w:after="0" w:line="240" w:lineRule="auto"/>
-              <w:ind w:left="1"/>
-              <w:rPr>
-                <w:b/>
-                <w:bCs/>
-                <w:u w:val="single"/>
-              </w:rPr>
-            </w:pPr>
-            <w:r>
-              <w:rPr>
-                <w:b/>
-                <w:bCs/>
-                <w:u w:val="single"/>
-              </w:rPr>
-              <w:t>Methodology:</w:t>
-            </w:r>
-          </w:p>
-          <w:p>
-            <w:pPr>
-              <w:pStyle w:val="BodyA"/>
+              <w:pStyle w:val="ListParagraph"/>
+              <w:spacing w:after="0" w:line="240" w:lineRule="auto"/>
+              <w:ind w:left="721"/>
+              <w:rPr>
+                <w:b/>
+                <w:bCs/>
+                <w14:textOutline w14:w="12700" w14:cap="flat" w14:cmpd="sng" w14:algn="ctr">
+                  <w14:noFill/>
+                  <w14:prstDash w14:val="solid"/>
+                  <w14:miter w14:lim="400000"/>
+                </w14:textOutline>
+              </w:rPr>
+            </w:pPr>
+            <w:r>
+              <w:rPr>
+                <w:b/>
+                <w:bCs/>
+              </w:rPr>
+              <w:t xml:space="preserve">IMPROV 2.0: </w:t>
+            </w:r>
+          </w:p>
+          <w:p>
+            <w:pPr>
+              <w:pStyle w:val="ListParagraph"/>
               <w:numPr>
                 <w:ilvl w:val="0"/>
-                <w:numId w:val="7"/>
+                <w:numId w:val="5"/>
               </w:numPr>
               <w:spacing w:after="0" w:line="240" w:lineRule="auto"/>
-            </w:pPr>
-            <w:r>
-              <w:t xml:space="preserve">Follow Agile for Development task. </w:t>
+              <w:rPr>
+                <w14:textOutline w14:w="12700" w14:cap="flat" w14:cmpd="sng" w14:algn="ctr">
+                  <w14:noFill/>
+                  <w14:prstDash w14:val="solid"/>
+                  <w14:miter w14:lim="400000"/>
+                </w14:textOutline>
+              </w:rPr>
+            </w:pPr>
+            <w:r>
+              <w:t xml:space="preserve">Added new API to the hive, modifying Swagger file accordingly in </w:t>
+            </w:r>
+            <w:proofErr w:type="spellStart"/>
+            <w:r>
+              <w:t>yaml</w:t>
+            </w:r>
+            <w:proofErr w:type="spellEnd"/>
+            <w:r>
+              <w:t xml:space="preserve"> format.</w:t>
             </w:r>
           </w:p>
           <w:p>
@@ -4948,7 +4824,851 @@
               <w:pStyle w:val="BodyA"/>
               <w:numPr>
                 <w:ilvl w:val="0"/>
-                <w:numId w:val="7"/>
+                <w:numId w:val="5"/>
+              </w:numPr>
+              <w:spacing w:after="0" w:line="240" w:lineRule="auto"/>
+            </w:pPr>
+            <w:r>
+              <w:lastRenderedPageBreak/>
+              <w:t>Added</w:t>
+            </w:r>
+            <w:r>
+              <w:t xml:space="preserve"> one </w:t>
+            </w:r>
+            <w:r>
+              <w:t xml:space="preserve">more MySQL </w:t>
+            </w:r>
+            <w:r>
+              <w:t>Database by using Transactional(name=) annotation of JPA</w:t>
+            </w:r>
+            <w:r>
+              <w:t xml:space="preserve"> in Spring Boot for Microservice Architecture.</w:t>
+            </w:r>
+          </w:p>
+          <w:p>
+            <w:pPr>
+              <w:pStyle w:val="ListParagraph"/>
+              <w:numPr>
+                <w:ilvl w:val="0"/>
+                <w:numId w:val="5"/>
+              </w:numPr>
+              <w:spacing w:after="0" w:line="240" w:lineRule="auto"/>
+              <w:rPr>
+                <w14:textOutline w14:w="12700" w14:cap="flat" w14:cmpd="sng" w14:algn="ctr">
+                  <w14:noFill/>
+                  <w14:prstDash w14:val="solid"/>
+                  <w14:miter w14:lim="400000"/>
+                </w14:textOutline>
+              </w:rPr>
+            </w:pPr>
+            <w:r>
+              <w:t>Devising DSA that works neatly for processing data and generating readable loggers for support.</w:t>
+            </w:r>
+            <w:r>
+              <w:rPr>
+                <w14:textOutline w14:w="12700" w14:cap="flat" w14:cmpd="sng" w14:algn="ctr">
+                  <w14:noFill/>
+                  <w14:prstDash w14:val="solid"/>
+                  <w14:miter w14:lim="400000"/>
+                </w14:textOutline>
+              </w:rPr>
+              <w:t xml:space="preserve"> </w:t>
+            </w:r>
+          </w:p>
+          <w:p>
+            <w:pPr>
+              <w:pStyle w:val="ListParagraph"/>
+              <w:numPr>
+                <w:ilvl w:val="0"/>
+                <w:numId w:val="5"/>
+              </w:numPr>
+              <w:spacing w:after="0" w:line="240" w:lineRule="auto"/>
+              <w:rPr>
+                <w14:textOutline w14:w="12700" w14:cap="flat" w14:cmpd="sng" w14:algn="ctr">
+                  <w14:noFill/>
+                  <w14:prstDash w14:val="solid"/>
+                  <w14:miter w14:lim="400000"/>
+                </w14:textOutline>
+              </w:rPr>
+            </w:pPr>
+            <w:r>
+              <w:rPr>
+                <w14:textOutline w14:w="12700" w14:cap="flat" w14:cmpd="sng" w14:algn="ctr">
+                  <w14:noFill/>
+                  <w14:prstDash w14:val="solid"/>
+                  <w14:miter w14:lim="400000"/>
+                </w14:textOutline>
+              </w:rPr>
+              <w:t>Created Unit Test Cases using Mockito with mock and stubs. Version 5.x</w:t>
+            </w:r>
+          </w:p>
+          <w:p>
+            <w:pPr>
+              <w:pStyle w:val="BodyA"/>
+              <w:spacing w:after="0" w:line="240" w:lineRule="auto"/>
+              <w:ind w:left="721"/>
+              <w:rPr>
+                <w:b/>
+                <w:bCs/>
+              </w:rPr>
+            </w:pPr>
+          </w:p>
+          <w:p>
+            <w:pPr>
+              <w:pStyle w:val="BodyA"/>
+              <w:spacing w:after="0" w:line="240" w:lineRule="auto"/>
+              <w:ind w:left="721"/>
+              <w:rPr>
+                <w:b/>
+                <w:bCs/>
+              </w:rPr>
+            </w:pPr>
+            <w:r>
+              <w:rPr>
+                <w:b/>
+                <w:bCs/>
+              </w:rPr>
+              <w:t xml:space="preserve">Improv Dashboard: </w:t>
+            </w:r>
+          </w:p>
+          <w:p>
+            <w:pPr>
+              <w:pStyle w:val="ListParagraph"/>
+              <w:numPr>
+                <w:ilvl w:val="0"/>
+                <w:numId w:val="2"/>
+              </w:numPr>
+              <w:spacing w:after="0" w:line="240" w:lineRule="auto"/>
+              <w:rPr>
+                <w14:textOutline w14:w="12700" w14:cap="flat" w14:cmpd="sng" w14:algn="ctr">
+                  <w14:noFill/>
+                  <w14:prstDash w14:val="solid"/>
+                  <w14:miter w14:lim="400000"/>
+                </w14:textOutline>
+              </w:rPr>
+            </w:pPr>
+            <w:r>
+              <w:t xml:space="preserve">Design and Development of new </w:t>
+            </w:r>
+            <w:r>
+              <w:t xml:space="preserve">GUI </w:t>
+            </w:r>
+            <w:r>
+              <w:t>Dashboard</w:t>
+            </w:r>
+            <w:r>
+              <w:t xml:space="preserve"> in Angular </w:t>
+            </w:r>
+            <w:r>
+              <w:t xml:space="preserve">9, </w:t>
+            </w:r>
+            <w:r>
+              <w:t xml:space="preserve">Migrated </w:t>
+            </w:r>
+            <w:r>
+              <w:rPr>
+                <w14:textOutline w14:w="12700" w14:cap="flat" w14:cmpd="sng" w14:algn="ctr">
+                  <w14:noFill/>
+                  <w14:prstDash w14:val="solid"/>
+                  <w14:miter w14:lim="400000"/>
+                </w14:textOutline>
+              </w:rPr>
+              <w:t xml:space="preserve">Angular 11 to 15. Please find challenges I faced and solution I provided on Stack overflow </w:t>
+            </w:r>
+            <w:r>
+              <w:rPr>
+                <w14:textOutline w14:w="12700" w14:cap="flat" w14:cmpd="sng" w14:algn="ctr">
+                  <w14:noFill/>
+                  <w14:prstDash w14:val="solid"/>
+                  <w14:miter w14:lim="400000"/>
+                </w14:textOutline>
+              </w:rPr>
+              <w:sym w:font="Wingdings" w:char="F0E0"/>
+            </w:r>
+            <w:r>
+              <w:rPr>
+                <w14:textOutline w14:w="12700" w14:cap="flat" w14:cmpd="sng" w14:algn="ctr">
+                  <w14:noFill/>
+                  <w14:prstDash w14:val="solid"/>
+                  <w14:miter w14:lim="400000"/>
+                </w14:textOutline>
+              </w:rPr>
+              <w:t xml:space="preserve"> </w:t>
+            </w:r>
+            <w:hyperlink r:id="rId16" w:anchor="76171393" w:history="1">
+              <w:r>
+                <w:rPr>
+                  <w:rStyle w:val="Hyperlink"/>
+                  <w14:textOutline w14:w="12700" w14:cap="flat" w14:cmpd="sng" w14:algn="ctr">
+                    <w14:noFill/>
+                    <w14:prstDash w14:val="solid"/>
+                    <w14:miter w14:lim="400000"/>
+                  </w14:textOutline>
+                </w:rPr>
+                <w:t>Link</w:t>
+              </w:r>
+            </w:hyperlink>
+            <w:r>
+              <w:rPr>
+                <w14:textOutline w14:w="12700" w14:cap="flat" w14:cmpd="sng" w14:algn="ctr">
+                  <w14:noFill/>
+                  <w14:prstDash w14:val="solid"/>
+                  <w14:miter w14:lim="400000"/>
+                </w14:textOutline>
+              </w:rPr>
+              <w:t>.</w:t>
+            </w:r>
+          </w:p>
+          <w:p>
+            <w:pPr>
+              <w:pStyle w:val="BodyA"/>
+              <w:numPr>
+                <w:ilvl w:val="0"/>
+                <w:numId w:val="5"/>
+              </w:numPr>
+              <w:spacing w:after="0" w:line="240" w:lineRule="auto"/>
+            </w:pPr>
+            <w:r>
+              <w:t xml:space="preserve">Developed </w:t>
+            </w:r>
+            <w:r>
+              <w:t xml:space="preserve">GUI for </w:t>
+            </w:r>
+            <w:r>
+              <w:t>IMPROV 2.0</w:t>
+            </w:r>
+            <w:r>
+              <w:t>.</w:t>
+            </w:r>
+          </w:p>
+          <w:p>
+            <w:pPr>
+              <w:pStyle w:val="BodyA"/>
+              <w:numPr>
+                <w:ilvl w:val="0"/>
+                <w:numId w:val="5"/>
+              </w:numPr>
+              <w:spacing w:after="0" w:line="240" w:lineRule="auto"/>
+            </w:pPr>
+            <w:r>
+              <w:t xml:space="preserve">Understanding the Business and proposing the use cases according to that </w:t>
+            </w:r>
+            <w:r>
+              <w:t xml:space="preserve">to </w:t>
+            </w:r>
+            <w:r>
+              <w:t>onshore client</w:t>
+            </w:r>
+            <w:r>
+              <w:t xml:space="preserve"> and Manager</w:t>
+            </w:r>
+            <w:r>
+              <w:t>.</w:t>
+            </w:r>
+          </w:p>
+          <w:p>
+            <w:pPr>
+              <w:pStyle w:val="ListParagraph"/>
+              <w:numPr>
+                <w:ilvl w:val="0"/>
+                <w:numId w:val="2"/>
+              </w:numPr>
+              <w:spacing w:after="0" w:line="240" w:lineRule="auto"/>
+              <w:rPr>
+                <w14:textOutline w14:w="12700" w14:cap="flat" w14:cmpd="sng" w14:algn="ctr">
+                  <w14:noFill/>
+                  <w14:prstDash w14:val="solid"/>
+                  <w14:miter w14:lim="400000"/>
+                </w14:textOutline>
+              </w:rPr>
+            </w:pPr>
+            <w:r>
+              <w:rPr>
+                <w14:textOutline w14:w="12700" w14:cap="flat" w14:cmpd="sng" w14:algn="ctr">
+                  <w14:noFill/>
+                  <w14:prstDash w14:val="solid"/>
+                  <w14:miter w14:lim="400000"/>
+                </w14:textOutline>
+              </w:rPr>
+              <w:t>Implemented Authentication and Authorization using flags that are set from groups obtained by Azure AD service.</w:t>
+            </w:r>
+          </w:p>
+          <w:p>
+            <w:pPr>
+              <w:pStyle w:val="ListParagraph"/>
+              <w:numPr>
+                <w:ilvl w:val="0"/>
+                <w:numId w:val="2"/>
+              </w:numPr>
+              <w:spacing w:after="0" w:line="240" w:lineRule="auto"/>
+              <w:rPr>
+                <w14:textOutline w14:w="12700" w14:cap="flat" w14:cmpd="sng" w14:algn="ctr">
+                  <w14:noFill/>
+                  <w14:prstDash w14:val="solid"/>
+                  <w14:miter w14:lim="400000"/>
+                </w14:textOutline>
+              </w:rPr>
+            </w:pPr>
+            <w:r>
+              <w:rPr>
+                <w14:textOutline w14:w="12700" w14:cap="flat" w14:cmpd="sng" w14:algn="ctr">
+                  <w14:noFill/>
+                  <w14:prstDash w14:val="solid"/>
+                  <w14:miter w14:lim="400000"/>
+                </w14:textOutline>
+              </w:rPr>
+              <w:t>Angular code exchanged attributes value with Siblings components using services in Typescript.</w:t>
+            </w:r>
+          </w:p>
+          <w:p>
+            <w:pPr>
+              <w:pStyle w:val="ListParagraph"/>
+              <w:numPr>
+                <w:ilvl w:val="0"/>
+                <w:numId w:val="2"/>
+              </w:numPr>
+              <w:spacing w:after="0" w:line="240" w:lineRule="auto"/>
+              <w:rPr>
+                <w14:textOutline w14:w="12700" w14:cap="flat" w14:cmpd="sng" w14:algn="ctr">
+                  <w14:noFill/>
+                  <w14:prstDash w14:val="solid"/>
+                  <w14:miter w14:lim="400000"/>
+                </w14:textOutline>
+              </w:rPr>
+            </w:pPr>
+            <w:r>
+              <w:rPr>
+                <w14:textOutline w14:w="12700" w14:cap="flat" w14:cmpd="sng" w14:algn="ctr">
+                  <w14:noFill/>
+                  <w14:prstDash w14:val="solid"/>
+                  <w14:miter w14:lim="400000"/>
+                </w14:textOutline>
+              </w:rPr>
+              <w:t xml:space="preserve">Pass Values from Parent to Child component using @Input decorator on Variable in Typescript and using same as attribute inside child components selector tag which is set with </w:t>
+            </w:r>
+            <w:proofErr w:type="spellStart"/>
+            <w:r>
+              <w:rPr>
+                <w14:textOutline w14:w="12700" w14:cap="flat" w14:cmpd="sng" w14:algn="ctr">
+                  <w14:noFill/>
+                  <w14:prstDash w14:val="solid"/>
+                  <w14:miter w14:lim="400000"/>
+                </w14:textOutline>
+              </w:rPr>
+              <w:t>OnChange</w:t>
+            </w:r>
+            <w:proofErr w:type="spellEnd"/>
+            <w:r>
+              <w:rPr>
+                <w14:textOutline w14:w="12700" w14:cap="flat" w14:cmpd="sng" w14:algn="ctr">
+                  <w14:noFill/>
+                  <w14:prstDash w14:val="solid"/>
+                  <w14:miter w14:lim="400000"/>
+                </w14:textOutline>
+              </w:rPr>
+              <w:t xml:space="preserve"> </w:t>
+            </w:r>
+            <w:proofErr w:type="spellStart"/>
+            <w:r>
+              <w:rPr>
+                <w14:textOutline w14:w="12700" w14:cap="flat" w14:cmpd="sng" w14:algn="ctr">
+                  <w14:noFill/>
+                  <w14:prstDash w14:val="solid"/>
+                  <w14:miter w14:lim="400000"/>
+                </w14:textOutline>
+              </w:rPr>
+              <w:t>LifeHook</w:t>
+            </w:r>
+            <w:proofErr w:type="spellEnd"/>
+            <w:r>
+              <w:rPr>
+                <w14:textOutline w14:w="12700" w14:cap="flat" w14:cmpd="sng" w14:algn="ctr">
+                  <w14:noFill/>
+                  <w14:prstDash w14:val="solid"/>
+                  <w14:miter w14:lim="400000"/>
+                </w14:textOutline>
+              </w:rPr>
+              <w:t>.</w:t>
+            </w:r>
+          </w:p>
+          <w:p>
+            <w:pPr>
+              <w:pStyle w:val="ListParagraph"/>
+              <w:numPr>
+                <w:ilvl w:val="0"/>
+                <w:numId w:val="2"/>
+              </w:numPr>
+              <w:spacing w:after="0" w:line="240" w:lineRule="auto"/>
+              <w:rPr>
+                <w14:textOutline w14:w="12700" w14:cap="flat" w14:cmpd="sng" w14:algn="ctr">
+                  <w14:noFill/>
+                  <w14:prstDash w14:val="solid"/>
+                  <w14:miter w14:lim="400000"/>
+                </w14:textOutline>
+              </w:rPr>
+            </w:pPr>
+            <w:r>
+              <w:t>Created Pipeline to deploy Angular Dashboard to Kubernetes with Jenkins script whenever code is merged to a branch.</w:t>
+            </w:r>
+          </w:p>
+          <w:p>
+            <w:pPr>
+              <w:pStyle w:val="ListParagraph"/>
+              <w:numPr>
+                <w:ilvl w:val="0"/>
+                <w:numId w:val="2"/>
+              </w:numPr>
+              <w:spacing w:after="0" w:line="240" w:lineRule="auto"/>
+              <w:rPr>
+                <w14:textOutline w14:w="12700" w14:cap="flat" w14:cmpd="sng" w14:algn="ctr">
+                  <w14:noFill/>
+                  <w14:prstDash w14:val="solid"/>
+                  <w14:miter w14:lim="400000"/>
+                </w14:textOutline>
+              </w:rPr>
+            </w:pPr>
+            <w:hyperlink r:id="rId17" w:history="1">
+              <w:r>
+                <w:rPr>
+                  <w:rStyle w:val="Hyperlink"/>
+                  <w14:textOutline w14:w="12700" w14:cap="flat" w14:cmpd="sng" w14:algn="ctr">
+                    <w14:noFill/>
+                    <w14:prstDash w14:val="solid"/>
+                    <w14:miter w14:lim="400000"/>
+                  </w14:textOutline>
+                </w:rPr>
+                <w:t>Azure AD</w:t>
+              </w:r>
+            </w:hyperlink>
+            <w:r>
+              <w:rPr>
+                <w14:textOutline w14:w="12700" w14:cap="flat" w14:cmpd="sng" w14:algn="ctr">
+                  <w14:noFill/>
+                  <w14:prstDash w14:val="solid"/>
+                  <w14:miter w14:lim="400000"/>
+                </w14:textOutline>
+              </w:rPr>
+              <w:t xml:space="preserve"> services implemented </w:t>
+            </w:r>
+            <w:r>
+              <w:rPr>
+                <w14:textOutline w14:w="12700" w14:cap="flat" w14:cmpd="sng" w14:algn="ctr">
+                  <w14:noFill/>
+                  <w14:prstDash w14:val="solid"/>
+                  <w14:miter w14:lim="400000"/>
+                </w14:textOutline>
+              </w:rPr>
+              <w:t xml:space="preserve">in </w:t>
+            </w:r>
+            <w:hyperlink r:id="rId18" w:tgtFrame="_self" w:history="1">
+              <w:r>
+                <w:rPr>
+                  <w:u w:val="single"/>
+                  <w14:textOutline w14:w="12700" w14:cap="flat" w14:cmpd="sng" w14:algn="ctr">
+                    <w14:noFill/>
+                    <w14:prstDash w14:val="solid"/>
+                    <w14:miter w14:lim="400000"/>
+                  </w14:textOutline>
+                </w:rPr>
+                <w:t>Improv Dashboard</w:t>
+              </w:r>
+            </w:hyperlink>
+            <w:r>
+              <w:rPr>
+                <w14:textOutline w14:w="12700" w14:cap="flat" w14:cmpd="sng" w14:algn="ctr">
+                  <w14:noFill/>
+                  <w14:prstDash w14:val="solid"/>
+                  <w14:miter w14:lim="400000"/>
+                </w14:textOutline>
+              </w:rPr>
+              <w:t xml:space="preserve"> </w:t>
+            </w:r>
+          </w:p>
+          <w:p>
+            <w:pPr>
+              <w:pStyle w:val="ListParagraph"/>
+              <w:numPr>
+                <w:ilvl w:val="0"/>
+                <w:numId w:val="2"/>
+              </w:numPr>
+              <w:spacing w:after="0" w:line="240" w:lineRule="auto"/>
+              <w:rPr>
+                <w14:textOutline w14:w="12700" w14:cap="flat" w14:cmpd="sng" w14:algn="ctr">
+                  <w14:noFill/>
+                  <w14:prstDash w14:val="solid"/>
+                  <w14:miter w14:lim="400000"/>
+                </w14:textOutline>
+              </w:rPr>
+            </w:pPr>
+            <w:r>
+              <w:t xml:space="preserve">Assisted in </w:t>
+            </w:r>
+            <w:proofErr w:type="spellStart"/>
+            <w:r>
+              <w:t>BrightSpeed</w:t>
+            </w:r>
+            <w:proofErr w:type="spellEnd"/>
+            <w:r>
+              <w:t xml:space="preserve"> </w:t>
+            </w:r>
+            <w:hyperlink r:id="rId19" w:anchor=":~:text=Brightspeed%20is%20a%20new%20internet,the%20parent%20company%20of%20CenturyLink." w:history="1">
+              <w:r>
+                <w:rPr>
+                  <w:rStyle w:val="Hyperlink"/>
+                </w:rPr>
+                <w:t>Divestiture</w:t>
+              </w:r>
+            </w:hyperlink>
+            <w:r>
+              <w:t xml:space="preserve"> Project and </w:t>
+            </w:r>
+            <w:proofErr w:type="spellStart"/>
+            <w:r>
+              <w:t>trainined</w:t>
+            </w:r>
+            <w:proofErr w:type="spellEnd"/>
+            <w:r>
+              <w:t xml:space="preserve"> </w:t>
+            </w:r>
+            <w:hyperlink r:id="rId20" w:history="1">
+              <w:proofErr w:type="spellStart"/>
+              <w:r>
+                <w:rPr>
+                  <w:rStyle w:val="Hyperlink"/>
+                </w:rPr>
+                <w:t>BrightSpeed</w:t>
+              </w:r>
+              <w:proofErr w:type="spellEnd"/>
+            </w:hyperlink>
+            <w:r>
+              <w:t xml:space="preserve"> resources.</w:t>
+            </w:r>
+          </w:p>
+          <w:p>
+            <w:pPr>
+              <w:pStyle w:val="BodyA"/>
+              <w:numPr>
+                <w:ilvl w:val="0"/>
+                <w:numId w:val="5"/>
+              </w:numPr>
+              <w:spacing w:after="0" w:line="240" w:lineRule="auto"/>
+            </w:pPr>
+            <w:r>
+              <w:t xml:space="preserve">Contributed improvement to a multi-select drop down </w:t>
+            </w:r>
+            <w:hyperlink r:id="rId21" w:anchor="demo" w:history="1">
+              <w:r>
+                <w:rPr>
+                  <w:rStyle w:val="Hyperlink"/>
+                </w:rPr>
+                <w:t>ng-multiselect-dropdown</w:t>
+              </w:r>
+            </w:hyperlink>
+            <w:r>
+              <w:t xml:space="preserve">. Please us this </w:t>
+            </w:r>
+            <w:proofErr w:type="spellStart"/>
+            <w:r>
+              <w:t>Github</w:t>
+            </w:r>
+            <w:proofErr w:type="spellEnd"/>
+            <w:r>
+              <w:t xml:space="preserve"> </w:t>
+            </w:r>
+            <w:hyperlink r:id="rId22" w:history="1">
+              <w:r>
+                <w:rPr>
+                  <w:rStyle w:val="Hyperlink"/>
+                </w:rPr>
+                <w:t>link</w:t>
+              </w:r>
+            </w:hyperlink>
+            <w:r>
+              <w:t xml:space="preserve"> to view enhancement to multi-select contributed by me</w:t>
+            </w:r>
+          </w:p>
+          <w:p>
+            <w:pPr>
+              <w:pStyle w:val="BodyA"/>
+              <w:numPr>
+                <w:ilvl w:val="0"/>
+                <w:numId w:val="5"/>
+              </w:numPr>
+              <w:spacing w:after="0" w:line="240" w:lineRule="auto"/>
+            </w:pPr>
+            <w:r>
+              <w:t xml:space="preserve">Integrated Angular Application with Pie chart and Line chart that can be filtered with Time range with </w:t>
+            </w:r>
+            <w:r>
+              <w:t>Date picker</w:t>
+            </w:r>
+            <w:r>
+              <w:t>.</w:t>
+            </w:r>
+          </w:p>
+          <w:p>
+            <w:pPr>
+              <w:pStyle w:val="BodyA"/>
+              <w:numPr>
+                <w:ilvl w:val="0"/>
+                <w:numId w:val="5"/>
+              </w:numPr>
+              <w:spacing w:after="0" w:line="240" w:lineRule="auto"/>
+            </w:pPr>
+            <w:r>
+              <w:t xml:space="preserve">Create multi-tier </w:t>
+            </w:r>
+            <w:proofErr w:type="spellStart"/>
+            <w:r>
+              <w:t>Dockerfile</w:t>
+            </w:r>
+            <w:proofErr w:type="spellEnd"/>
+            <w:r>
+              <w:t xml:space="preserve"> for Angular application in CICD ecosystem that is triggered by Jenkins script when code pushed to Dev Branch.</w:t>
+            </w:r>
+            <w:r>
+              <w:t xml:space="preserve"> Pull request </w:t>
+            </w:r>
+            <w:r>
+              <w:sym w:font="Wingdings" w:char="F0E0"/>
+            </w:r>
+            <w:r>
+              <w:t xml:space="preserve"> Webhook </w:t>
+            </w:r>
+            <w:r>
+              <w:sym w:font="Wingdings" w:char="F0E0"/>
+            </w:r>
+            <w:r>
+              <w:t xml:space="preserve"> Jenkins </w:t>
+            </w:r>
+            <w:r>
+              <w:sym w:font="Wingdings" w:char="F0E0"/>
+            </w:r>
+            <w:r>
+              <w:t xml:space="preserve"> </w:t>
+            </w:r>
+            <w:proofErr w:type="spellStart"/>
+            <w:r>
+              <w:t>Dockerfile</w:t>
+            </w:r>
+            <w:proofErr w:type="spellEnd"/>
+            <w:r>
+              <w:t xml:space="preserve"> </w:t>
+            </w:r>
+            <w:r>
+              <w:sym w:font="Wingdings" w:char="F0E0"/>
+            </w:r>
+            <w:r>
+              <w:t xml:space="preserve"> Kubernetes</w:t>
+            </w:r>
+          </w:p>
+          <w:p>
+            <w:pPr>
+              <w:pStyle w:val="BodyA"/>
+              <w:numPr>
+                <w:ilvl w:val="0"/>
+                <w:numId w:val="5"/>
+              </w:numPr>
+              <w:spacing w:after="0" w:line="240" w:lineRule="auto"/>
+              <w:rPr>
+                <w:b/>
+                <w:bCs/>
+              </w:rPr>
+            </w:pPr>
+            <w:r>
+              <w:t>Peer Code review and brainstorming to achieve solutions</w:t>
+            </w:r>
+            <w:r>
+              <w:t xml:space="preserve"> and avoid any bug</w:t>
+            </w:r>
+            <w:r>
+              <w:t>.</w:t>
+            </w:r>
+          </w:p>
+          <w:p>
+            <w:pPr>
+              <w:pStyle w:val="BodyA"/>
+              <w:spacing w:after="0" w:line="240" w:lineRule="auto"/>
+              <w:ind w:left="721"/>
+              <w:rPr>
+                <w:b/>
+                <w:bCs/>
+              </w:rPr>
+            </w:pPr>
+          </w:p>
+          <w:p>
+            <w:pPr>
+              <w:pStyle w:val="BodyA"/>
+              <w:spacing w:after="0" w:line="240" w:lineRule="auto"/>
+              <w:ind w:left="721"/>
+              <w:rPr>
+                <w:b/>
+                <w:bCs/>
+              </w:rPr>
+            </w:pPr>
+            <w:proofErr w:type="gramStart"/>
+            <w:r>
+              <w:rPr>
+                <w:b/>
+                <w:bCs/>
+              </w:rPr>
+              <w:t xml:space="preserve">BI </w:t>
+            </w:r>
+            <w:r>
+              <w:rPr>
+                <w:b/>
+                <w:bCs/>
+              </w:rPr>
+              <w:t>:</w:t>
+            </w:r>
+            <w:proofErr w:type="gramEnd"/>
+          </w:p>
+          <w:p>
+            <w:pPr>
+              <w:pStyle w:val="BodyA"/>
+              <w:numPr>
+                <w:ilvl w:val="0"/>
+                <w:numId w:val="5"/>
+              </w:numPr>
+              <w:spacing w:after="0" w:line="240" w:lineRule="auto"/>
+            </w:pPr>
+            <w:r>
+              <w:t xml:space="preserve">Manage and update </w:t>
+            </w:r>
+            <w:r>
+              <w:t>Cron jobs</w:t>
+            </w:r>
+            <w:r>
+              <w:t xml:space="preserve"> that trigger Daily, weekly, monthly and quarterly task. Also used these </w:t>
+            </w:r>
+            <w:proofErr w:type="spellStart"/>
+            <w:r>
+              <w:t>cron</w:t>
+            </w:r>
+            <w:proofErr w:type="spellEnd"/>
+            <w:r>
+              <w:t xml:space="preserve"> to send mail through Unix machine for reporting purpose.</w:t>
+            </w:r>
+          </w:p>
+          <w:p>
+            <w:pPr>
+              <w:pStyle w:val="BodyA"/>
+              <w:spacing w:after="0" w:line="240" w:lineRule="auto"/>
+              <w:ind w:left="721"/>
+              <w:rPr>
+                <w:b/>
+                <w:bCs/>
+              </w:rPr>
+            </w:pPr>
+          </w:p>
+          <w:p>
+            <w:pPr>
+              <w:pStyle w:val="BodyA"/>
+              <w:spacing w:after="0" w:line="240" w:lineRule="auto"/>
+              <w:ind w:left="721"/>
+              <w:rPr>
+                <w:b/>
+                <w:bCs/>
+              </w:rPr>
+            </w:pPr>
+            <w:r>
+              <w:rPr>
+                <w:b/>
+                <w:bCs/>
+              </w:rPr>
+              <w:t>NAP:</w:t>
+            </w:r>
+          </w:p>
+          <w:p>
+            <w:pPr>
+              <w:pStyle w:val="BodyA"/>
+              <w:numPr>
+                <w:ilvl w:val="0"/>
+                <w:numId w:val="5"/>
+              </w:numPr>
+              <w:spacing w:after="0" w:line="240" w:lineRule="auto"/>
+            </w:pPr>
+            <w:r>
+              <w:t>Tracking logs of Legacy applications.</w:t>
+            </w:r>
+          </w:p>
+          <w:p>
+            <w:pPr>
+              <w:pStyle w:val="BodyA"/>
+              <w:numPr>
+                <w:ilvl w:val="0"/>
+                <w:numId w:val="5"/>
+              </w:numPr>
+              <w:spacing w:after="0" w:line="240" w:lineRule="auto"/>
+            </w:pPr>
+            <w:r>
+              <w:t>In case of issues in Legacy applications</w:t>
+            </w:r>
+            <w:r>
+              <w:t xml:space="preserve">, </w:t>
+            </w:r>
+            <w:r>
+              <w:t xml:space="preserve">root cause </w:t>
+            </w:r>
+            <w:r>
+              <w:t xml:space="preserve">analysis </w:t>
+            </w:r>
+            <w:r>
+              <w:t xml:space="preserve">and </w:t>
+            </w:r>
+            <w:r>
+              <w:t>remedy</w:t>
+            </w:r>
+            <w:r>
+              <w:t xml:space="preserve"> – Restart server, Contact DBA to get data into test DB.</w:t>
+            </w:r>
+          </w:p>
+          <w:p>
+            <w:pPr>
+              <w:pStyle w:val="BodyA"/>
+              <w:spacing w:after="0" w:line="240" w:lineRule="auto"/>
+              <w:ind w:left="721"/>
+            </w:pPr>
+          </w:p>
+          <w:p>
+            <w:pPr>
+              <w:pStyle w:val="BodyA"/>
+              <w:spacing w:after="0" w:line="240" w:lineRule="auto"/>
+              <w:ind w:left="1"/>
+              <w:rPr>
+                <w:b/>
+                <w:bCs/>
+                <w:u w:val="single"/>
+              </w:rPr>
+            </w:pPr>
+            <w:r>
+              <w:rPr>
+                <w:b/>
+                <w:bCs/>
+                <w:u w:val="single"/>
+              </w:rPr>
+              <w:t>Methodology:</w:t>
+            </w:r>
+          </w:p>
+          <w:p>
+            <w:pPr>
+              <w:pStyle w:val="BodyA"/>
+              <w:numPr>
+                <w:ilvl w:val="0"/>
+                <w:numId w:val="5"/>
+              </w:numPr>
+              <w:spacing w:after="0" w:line="240" w:lineRule="auto"/>
+            </w:pPr>
+            <w:r>
+              <w:t xml:space="preserve">Follow Agile for Development task. </w:t>
+            </w:r>
+          </w:p>
+          <w:p>
+            <w:pPr>
+              <w:pStyle w:val="BodyA"/>
+              <w:numPr>
+                <w:ilvl w:val="0"/>
+                <w:numId w:val="5"/>
               </w:numPr>
               <w:spacing w:after="0" w:line="240" w:lineRule="auto"/>
               <w:rPr>
@@ -5154,6 +5874,7 @@
               <w:spacing w:after="0" w:line="240" w:lineRule="auto"/>
             </w:pPr>
             <w:r>
+              <w:lastRenderedPageBreak/>
               <w:t xml:space="preserve">Description of project </w:t>
             </w:r>
           </w:p>
@@ -5184,7 +5905,7 @@
                 <w:bCs/>
               </w:rPr>
             </w:pPr>
-            <w:hyperlink r:id="rId22" w:history="1">
+            <w:hyperlink r:id="rId23" w:history="1">
               <w:r>
                 <w:rPr>
                   <w:rStyle w:val="Hyperlink"/>
@@ -5210,7 +5931,7 @@
             <w:r>
               <w:t xml:space="preserve">340B </w:t>
             </w:r>
-            <w:hyperlink r:id="rId23" w:anchor=":~:text=The%20Walgreens%20340B%20Complete%C2%AE,Increased%20savings" w:history="1">
+            <w:hyperlink r:id="rId24" w:anchor=":~:text=The%20Walgreens%20340B%20Complete%C2%AE,Increased%20savings" w:history="1">
               <w:r>
                 <w:rPr>
                   <w:rStyle w:val="Hyperlink"/>
@@ -5296,164 +6017,15 @@
               <w:pStyle w:val="BodyA"/>
               <w:numPr>
                 <w:ilvl w:val="0"/>
-                <w:numId w:val="8"/>
+                <w:numId w:val="9"/>
               </w:numPr>
               <w:spacing w:after="0" w:line="240" w:lineRule="auto"/>
             </w:pPr>
             <w:r>
               <w:t>Java 7 with Spring boot</w:t>
             </w:r>
-          </w:p>
-          <w:p>
-            <w:pPr>
-              <w:pStyle w:val="BodyA"/>
-              <w:numPr>
-                <w:ilvl w:val="0"/>
-                <w:numId w:val="8"/>
-              </w:numPr>
-              <w:spacing w:after="0" w:line="240" w:lineRule="auto"/>
-            </w:pPr>
-            <w:r>
-              <w:t>AngularJS</w:t>
-            </w:r>
-          </w:p>
-          <w:p>
-            <w:pPr>
-              <w:pStyle w:val="BodyA"/>
-              <w:numPr>
-                <w:ilvl w:val="0"/>
-                <w:numId w:val="8"/>
-              </w:numPr>
-              <w:spacing w:after="0" w:line="240" w:lineRule="auto"/>
-            </w:pPr>
-            <w:proofErr w:type="spellStart"/>
-            <w:r>
-              <w:t>Javascript</w:t>
-            </w:r>
-            <w:proofErr w:type="spellEnd"/>
-          </w:p>
-          <w:p>
-            <w:pPr>
-              <w:pStyle w:val="BodyA"/>
-              <w:numPr>
-                <w:ilvl w:val="0"/>
-                <w:numId w:val="8"/>
-              </w:numPr>
-              <w:spacing w:after="0" w:line="240" w:lineRule="auto"/>
-            </w:pPr>
-            <w:r>
-              <w:t>JSP and Thymleaf HTML templates</w:t>
-            </w:r>
-          </w:p>
-          <w:p>
-            <w:pPr>
-              <w:pStyle w:val="BodyA"/>
-              <w:numPr>
-                <w:ilvl w:val="0"/>
-                <w:numId w:val="8"/>
-              </w:numPr>
-              <w:spacing w:after="0" w:line="240" w:lineRule="auto"/>
-            </w:pPr>
-            <w:r>
-              <w:t xml:space="preserve">UI Scripting by </w:t>
-            </w:r>
-            <w:proofErr w:type="spellStart"/>
-            <w:r>
-              <w:t>AngularJs</w:t>
-            </w:r>
-            <w:proofErr w:type="spellEnd"/>
-          </w:p>
-          <w:p>
-            <w:pPr>
-              <w:pStyle w:val="BodyA"/>
-              <w:numPr>
-                <w:ilvl w:val="0"/>
-                <w:numId w:val="8"/>
-              </w:numPr>
-              <w:spacing w:after="0" w:line="240" w:lineRule="auto"/>
-            </w:pPr>
-            <w:r>
-              <w:t xml:space="preserve">Gradle used for compiling the project. </w:t>
-            </w:r>
-          </w:p>
-          <w:p>
-            <w:pPr>
-              <w:pStyle w:val="BodyA"/>
-              <w:numPr>
-                <w:ilvl w:val="0"/>
-                <w:numId w:val="8"/>
-              </w:numPr>
-              <w:spacing w:after="0" w:line="240" w:lineRule="auto"/>
-            </w:pPr>
-            <w:r>
-              <w:t xml:space="preserve">Stash is used as cloud SVN. </w:t>
-            </w:r>
-          </w:p>
-          <w:p>
-            <w:pPr>
-              <w:pStyle w:val="BodyA"/>
-              <w:numPr>
-                <w:ilvl w:val="0"/>
-                <w:numId w:val="8"/>
-              </w:numPr>
-              <w:spacing w:after="0" w:line="240" w:lineRule="auto"/>
-            </w:pPr>
-            <w:r>
-              <w:rPr>
-                <w:b/>
-                <w:bCs/>
-              </w:rPr>
-              <w:t>Oracle Access Manager</w:t>
-            </w:r>
-            <w:r>
-              <w:t xml:space="preserve"> is used to maintain Access to this application (OAuth). Migrating to Ping Federation.</w:t>
-            </w:r>
-          </w:p>
-          <w:p>
-            <w:pPr>
-              <w:pStyle w:val="BodyA"/>
-              <w:numPr>
-                <w:ilvl w:val="0"/>
-                <w:numId w:val="8"/>
-              </w:numPr>
-              <w:spacing w:after="0" w:line="240" w:lineRule="auto"/>
-            </w:pPr>
-            <w:r>
-              <w:t>Configuration Managements in Properties files, to maintain environment specific changes.</w:t>
-            </w:r>
-          </w:p>
-          <w:p>
-            <w:pPr>
-              <w:pStyle w:val="BodyA"/>
-              <w:spacing w:after="0" w:line="240" w:lineRule="auto"/>
-              <w:ind w:left="1"/>
-            </w:pPr>
-          </w:p>
-          <w:p>
-            <w:pPr>
-              <w:pStyle w:val="BodyA"/>
-              <w:spacing w:after="0" w:line="240" w:lineRule="auto"/>
-              <w:ind w:left="1"/>
-            </w:pPr>
-          </w:p>
-          <w:p>
-            <w:pPr>
-              <w:pStyle w:val="BodyA"/>
-              <w:spacing w:after="0" w:line="240" w:lineRule="auto"/>
-              <w:ind w:left="1"/>
-              <w:rPr>
-                <w:b/>
-                <w:bCs/>
-                <w:u w:val="single"/>
-              </w:rPr>
-            </w:pPr>
-            <w:r>
-              <w:rPr>
-                <w:b/>
-                <w:bCs/>
-                <w:u w:val="single"/>
-              </w:rPr>
-              <w:t>Roles and Responsibilities:</w:t>
+            <w:r>
+              <w:t xml:space="preserve"> </w:t>
             </w:r>
           </w:p>
           <w:p>
@@ -5466,7 +6038,7 @@
               <w:spacing w:after="0" w:line="240" w:lineRule="auto"/>
             </w:pPr>
             <w:r>
-              <w:t>Development Modules (DM) are released with functional changes and enhancements.</w:t>
+              <w:t>AngularJS</w:t>
             </w:r>
           </w:p>
           <w:p>
@@ -5474,15 +6046,12 @@
               <w:pStyle w:val="BodyA"/>
               <w:numPr>
                 <w:ilvl w:val="0"/>
-                <w:numId w:val="10"/>
+                <w:numId w:val="9"/>
               </w:numPr>
               <w:spacing w:after="0" w:line="240" w:lineRule="auto"/>
             </w:pPr>
             <w:r>
-              <w:t>Analyze business requirements</w:t>
-            </w:r>
-            <w:r>
-              <w:t xml:space="preserve"> to deliver changes as per expectation.</w:t>
+              <w:t>JavaScript</w:t>
             </w:r>
           </w:p>
           <w:p>
@@ -5490,12 +6059,12 @@
               <w:pStyle w:val="BodyA"/>
               <w:numPr>
                 <w:ilvl w:val="0"/>
-                <w:numId w:val="10"/>
+                <w:numId w:val="9"/>
               </w:numPr>
               <w:spacing w:after="0" w:line="240" w:lineRule="auto"/>
             </w:pPr>
             <w:r>
-              <w:t>Design Discussion and Design Document preparation</w:t>
+              <w:t>JSP and Thymleaf HTML templates</w:t>
             </w:r>
           </w:p>
           <w:p>
@@ -5503,12 +6072,15 @@
               <w:pStyle w:val="BodyA"/>
               <w:numPr>
                 <w:ilvl w:val="0"/>
-                <w:numId w:val="10"/>
+                <w:numId w:val="9"/>
               </w:numPr>
               <w:spacing w:after="0" w:line="240" w:lineRule="auto"/>
             </w:pPr>
             <w:r>
-              <w:t>Taking care of Database impact in each DM.</w:t>
+              <w:t xml:space="preserve">UI Scripting by </w:t>
+            </w:r>
+            <w:r>
+              <w:t>AngularJS</w:t>
             </w:r>
           </w:p>
           <w:p>
@@ -5516,12 +6088,12 @@
               <w:pStyle w:val="BodyA"/>
               <w:numPr>
                 <w:ilvl w:val="0"/>
-                <w:numId w:val="10"/>
+                <w:numId w:val="9"/>
               </w:numPr>
               <w:spacing w:after="0" w:line="240" w:lineRule="auto"/>
             </w:pPr>
             <w:r>
-              <w:t>Developing application using Spring framework.</w:t>
+              <w:t xml:space="preserve">Gradle used for compiling the project. </w:t>
             </w:r>
           </w:p>
           <w:p>
@@ -5529,13 +6101,12 @@
               <w:pStyle w:val="BodyA"/>
               <w:numPr>
                 <w:ilvl w:val="0"/>
-                <w:numId w:val="10"/>
+                <w:numId w:val="9"/>
               </w:numPr>
               <w:spacing w:after="0" w:line="240" w:lineRule="auto"/>
             </w:pPr>
             <w:r>
-              <w:lastRenderedPageBreak/>
-              <w:t>Worked on JAVA based application used in Pharmacy system at Walgreens.</w:t>
+              <w:t xml:space="preserve">Stash is used as cloud SVN. </w:t>
             </w:r>
           </w:p>
           <w:p>
@@ -5543,12 +6114,19 @@
               <w:pStyle w:val="BodyA"/>
               <w:numPr>
                 <w:ilvl w:val="0"/>
-                <w:numId w:val="10"/>
+                <w:numId w:val="9"/>
               </w:numPr>
               <w:spacing w:after="0" w:line="240" w:lineRule="auto"/>
             </w:pPr>
             <w:r>
-              <w:t>Written code for different modules as well as for generating PDF/XLS reports.</w:t>
+              <w:rPr>
+                <w:b/>
+                <w:bCs/>
+              </w:rPr>
+              <w:t>Oracle Access Manager</w:t>
+            </w:r>
+            <w:r>
+              <w:t xml:space="preserve"> is used to maintain Access to this application (OAuth). Migrating to Ping Federation.</w:t>
             </w:r>
           </w:p>
           <w:p>
@@ -5556,12 +6134,46 @@
               <w:pStyle w:val="BodyA"/>
               <w:numPr>
                 <w:ilvl w:val="0"/>
-                <w:numId w:val="10"/>
+                <w:numId w:val="9"/>
               </w:numPr>
               <w:spacing w:after="0" w:line="240" w:lineRule="auto"/>
             </w:pPr>
             <w:r>
-              <w:t>Worked on JAVA based batches used in Walgreens.</w:t>
+              <w:t>Configuration Managements in Properties files, to maintain environment specific changes.</w:t>
+            </w:r>
+          </w:p>
+          <w:p>
+            <w:pPr>
+              <w:pStyle w:val="BodyA"/>
+              <w:spacing w:after="0" w:line="240" w:lineRule="auto"/>
+              <w:ind w:left="1"/>
+            </w:pPr>
+          </w:p>
+          <w:p>
+            <w:pPr>
+              <w:pStyle w:val="BodyA"/>
+              <w:spacing w:after="0" w:line="240" w:lineRule="auto"/>
+              <w:ind w:left="1"/>
+            </w:pPr>
+          </w:p>
+          <w:p>
+            <w:pPr>
+              <w:pStyle w:val="BodyA"/>
+              <w:spacing w:after="0" w:line="240" w:lineRule="auto"/>
+              <w:ind w:left="1"/>
+              <w:rPr>
+                <w:b/>
+                <w:bCs/>
+                <w:u w:val="single"/>
+              </w:rPr>
+            </w:pPr>
+            <w:r>
+              <w:rPr>
+                <w:b/>
+                <w:bCs/>
+                <w:u w:val="single"/>
+              </w:rPr>
+              <w:t>Roles and Responsibilities:</w:t>
             </w:r>
           </w:p>
           <w:p>
@@ -5569,12 +6181,12 @@
               <w:pStyle w:val="BodyA"/>
               <w:numPr>
                 <w:ilvl w:val="0"/>
-                <w:numId w:val="10"/>
+                <w:numId w:val="9"/>
               </w:numPr>
               <w:spacing w:after="0" w:line="240" w:lineRule="auto"/>
             </w:pPr>
             <w:r>
-              <w:t>Working as JAVA/J2EE and SQL developer at Walgreens.</w:t>
+              <w:t>Worked on JAVA based application used in Pharmacy system at Walgreens.</w:t>
             </w:r>
           </w:p>
           <w:p>
@@ -5582,12 +6194,12 @@
               <w:pStyle w:val="BodyA"/>
               <w:numPr>
                 <w:ilvl w:val="0"/>
-                <w:numId w:val="10"/>
+                <w:numId w:val="9"/>
               </w:numPr>
               <w:spacing w:after="0" w:line="240" w:lineRule="auto"/>
             </w:pPr>
             <w:r>
-              <w:t>Developed POJO classes to store and retrieve (DAO) data by the user.</w:t>
+              <w:t>Written code for different modules as well as for generating PDF/XLS reports with content-type BLOB</w:t>
             </w:r>
           </w:p>
           <w:p>
@@ -5595,12 +6207,12 @@
               <w:pStyle w:val="BodyA"/>
               <w:numPr>
                 <w:ilvl w:val="0"/>
-                <w:numId w:val="10"/>
+                <w:numId w:val="9"/>
               </w:numPr>
               <w:spacing w:after="0" w:line="240" w:lineRule="auto"/>
             </w:pPr>
             <w:r>
-              <w:t>Developing presentation logic using JSP and Thymleaf HTML templates.</w:t>
+              <w:t>Worked on JAVA based batches used in Walgreens.</w:t>
             </w:r>
           </w:p>
           <w:p>
@@ -5608,18 +6220,12 @@
               <w:pStyle w:val="BodyA"/>
               <w:numPr>
                 <w:ilvl w:val="0"/>
-                <w:numId w:val="10"/>
+                <w:numId w:val="9"/>
               </w:numPr>
               <w:spacing w:after="0" w:line="240" w:lineRule="auto"/>
             </w:pPr>
             <w:r>
-              <w:t xml:space="preserve">Developed application presentation logic using JSP, HTML, CSS, and </w:t>
-            </w:r>
-            <w:r>
-              <w:t>jQuery</w:t>
-            </w:r>
-            <w:r>
-              <w:t>.</w:t>
+              <w:t>Working as JAVA/J2EE and Oracle DB using SQL developer at Walgreens.</w:t>
             </w:r>
           </w:p>
           <w:p>
@@ -5627,12 +6233,12 @@
               <w:pStyle w:val="BodyA"/>
               <w:numPr>
                 <w:ilvl w:val="0"/>
-                <w:numId w:val="10"/>
+                <w:numId w:val="9"/>
               </w:numPr>
               <w:spacing w:after="0" w:line="240" w:lineRule="auto"/>
             </w:pPr>
             <w:r>
-              <w:t>Writing Unit test cases and prepared Unit test results.</w:t>
+              <w:t>Developed POJO classes to store and retrieve (DAO) data by the user.</w:t>
             </w:r>
           </w:p>
           <w:p>
@@ -5640,7 +6246,132 @@
               <w:pStyle w:val="BodyA"/>
               <w:numPr>
                 <w:ilvl w:val="0"/>
-                <w:numId w:val="10"/>
+                <w:numId w:val="9"/>
+              </w:numPr>
+              <w:spacing w:after="0" w:line="240" w:lineRule="auto"/>
+            </w:pPr>
+            <w:r>
+              <w:t>Development Modules (DM) are released with functional changes and enhancements.</w:t>
+            </w:r>
+          </w:p>
+          <w:p>
+            <w:pPr>
+              <w:pStyle w:val="BodyA"/>
+              <w:numPr>
+                <w:ilvl w:val="0"/>
+                <w:numId w:val="9"/>
+              </w:numPr>
+              <w:spacing w:after="0" w:line="240" w:lineRule="auto"/>
+            </w:pPr>
+            <w:r>
+              <w:t>Analyze business requirements</w:t>
+            </w:r>
+            <w:r>
+              <w:t xml:space="preserve"> to deliver changes as per expectation.</w:t>
+            </w:r>
+          </w:p>
+          <w:p>
+            <w:pPr>
+              <w:pStyle w:val="BodyA"/>
+              <w:numPr>
+                <w:ilvl w:val="0"/>
+                <w:numId w:val="9"/>
+              </w:numPr>
+              <w:spacing w:after="0" w:line="240" w:lineRule="auto"/>
+            </w:pPr>
+            <w:r>
+              <w:t>Design Discussion and Design Document preparation</w:t>
+            </w:r>
+          </w:p>
+          <w:p>
+            <w:pPr>
+              <w:pStyle w:val="BodyA"/>
+              <w:numPr>
+                <w:ilvl w:val="0"/>
+                <w:numId w:val="9"/>
+              </w:numPr>
+              <w:spacing w:after="0" w:line="240" w:lineRule="auto"/>
+            </w:pPr>
+            <w:r>
+              <w:t>Taking care of Database impact in each DM.</w:t>
+            </w:r>
+          </w:p>
+          <w:p>
+            <w:pPr>
+              <w:pStyle w:val="BodyA"/>
+              <w:numPr>
+                <w:ilvl w:val="0"/>
+                <w:numId w:val="9"/>
+              </w:numPr>
+              <w:spacing w:after="0" w:line="240" w:lineRule="auto"/>
+            </w:pPr>
+            <w:r>
+              <w:t xml:space="preserve">Developing application using Spring </w:t>
+            </w:r>
+            <w:r>
+              <w:t>Boot base</w:t>
+            </w:r>
+            <w:r>
+              <w:t>d</w:t>
+            </w:r>
+            <w:r>
+              <w:t xml:space="preserve"> Microservice Framework</w:t>
+            </w:r>
+            <w:r>
+              <w:t>.</w:t>
+            </w:r>
+          </w:p>
+          <w:p>
+            <w:pPr>
+              <w:pStyle w:val="BodyA"/>
+              <w:numPr>
+                <w:ilvl w:val="0"/>
+                <w:numId w:val="9"/>
+              </w:numPr>
+              <w:spacing w:after="0" w:line="240" w:lineRule="auto"/>
+            </w:pPr>
+            <w:r>
+              <w:t>Developing presentation logic using JSP and Thymleaf HTML templates.</w:t>
+            </w:r>
+          </w:p>
+          <w:p>
+            <w:pPr>
+              <w:pStyle w:val="BodyA"/>
+              <w:numPr>
+                <w:ilvl w:val="0"/>
+                <w:numId w:val="9"/>
+              </w:numPr>
+              <w:spacing w:after="0" w:line="240" w:lineRule="auto"/>
+            </w:pPr>
+            <w:r>
+              <w:t xml:space="preserve">Developed application presentation logic using JSP, HTML, CSS, and </w:t>
+            </w:r>
+            <w:r>
+              <w:t>jQuery</w:t>
+            </w:r>
+            <w:r>
+              <w:t>.</w:t>
+            </w:r>
+          </w:p>
+          <w:p>
+            <w:pPr>
+              <w:pStyle w:val="BodyA"/>
+              <w:numPr>
+                <w:ilvl w:val="0"/>
+                <w:numId w:val="9"/>
+              </w:numPr>
+              <w:spacing w:after="0" w:line="240" w:lineRule="auto"/>
+            </w:pPr>
+            <w:r>
+              <w:t>Writing Unit test cases and prepared Unit test results.</w:t>
+            </w:r>
+          </w:p>
+          <w:p>
+            <w:pPr>
+              <w:pStyle w:val="BodyA"/>
+              <w:numPr>
+                <w:ilvl w:val="0"/>
+                <w:numId w:val="9"/>
               </w:numPr>
               <w:spacing w:after="0" w:line="240" w:lineRule="auto"/>
             </w:pPr>
@@ -5653,7 +6384,7 @@
               <w:pStyle w:val="BodyA"/>
               <w:numPr>
                 <w:ilvl w:val="1"/>
-                <w:numId w:val="10"/>
+                <w:numId w:val="9"/>
               </w:numPr>
               <w:spacing w:after="0" w:line="240" w:lineRule="auto"/>
             </w:pPr>
@@ -5685,7 +6416,7 @@
               <w:pStyle w:val="BodyA"/>
               <w:numPr>
                 <w:ilvl w:val="0"/>
-                <w:numId w:val="11"/>
+                <w:numId w:val="9"/>
               </w:numPr>
               <w:spacing w:after="0" w:line="240" w:lineRule="auto"/>
             </w:pPr>
@@ -5881,6 +6612,7 @@
               <w:spacing w:after="0" w:line="240" w:lineRule="auto"/>
             </w:pPr>
             <w:r>
+              <w:lastRenderedPageBreak/>
               <w:t xml:space="preserve">Description of project </w:t>
             </w:r>
           </w:p>
@@ -5927,7 +6659,7 @@
             <w:r>
               <w:t xml:space="preserve">Real Time Support: </w:t>
             </w:r>
-            <w:hyperlink r:id="rId24" w:history="1">
+            <w:hyperlink r:id="rId25" w:history="1">
               <w:r>
                 <w:rPr>
                   <w:rStyle w:val="Hyperlink"/>
@@ -5953,7 +6685,7 @@
             <w:r>
               <w:t xml:space="preserve"> </w:t>
             </w:r>
-            <w:hyperlink r:id="rId25" w:history="1">
+            <w:hyperlink r:id="rId26" w:history="1">
               <w:proofErr w:type="spellStart"/>
               <w:r>
                 <w:rPr>
@@ -5969,7 +6701,7 @@
             <w:r>
               <w:t xml:space="preserve">UK’s </w:t>
             </w:r>
-            <w:hyperlink r:id="rId26" w:history="1">
+            <w:hyperlink r:id="rId27" w:history="1">
               <w:r>
                 <w:rPr>
                   <w:rStyle w:val="Hyperlink"/>
@@ -5980,7 +6712,7 @@
             <w:r>
               <w:t xml:space="preserve"> also extended for </w:t>
             </w:r>
-            <w:hyperlink r:id="rId27" w:history="1">
+            <w:hyperlink r:id="rId28" w:history="1">
               <w:r>
                 <w:rPr>
                   <w:rStyle w:val="Hyperlink"/>
@@ -6352,7 +7084,6 @@
         <w:rPr>
           <w:u w:color="1F497D"/>
         </w:rPr>
-        <w:lastRenderedPageBreak/>
         <w:t xml:space="preserve"> </w:t>
       </w:r>
     </w:p>
@@ -7272,6 +8003,7 @@
                 <w:rFonts w:ascii="Times Roman" w:hAnsi="Times Roman"/>
                 <w:lang w:val="en-US"/>
               </w:rPr>
+              <w:lastRenderedPageBreak/>
               <w:t>On The Spot Award</w:t>
             </w:r>
           </w:p>
@@ -8583,8 +9315,8 @@
       </w:pPr>
     </w:p>
     <w:sectPr>
-      <w:headerReference w:type="default" r:id="rId28"/>
-      <w:footerReference w:type="default" r:id="rId29"/>
+      <w:headerReference w:type="default" r:id="rId29"/>
+      <w:footerReference w:type="default" r:id="rId30"/>
       <w:pgSz w:w="12240" w:h="15840"/>
       <w:pgMar w:top="768" w:right="2039" w:bottom="435" w:left="1440" w:header="0" w:footer="0" w:gutter="0"/>
       <w:cols w:space="720"/>
@@ -11323,7 +12055,7 @@
       <w:lvlText w:val="·"/>
       <w:lvlJc w:val="left"/>
       <w:pPr>
-        <w:ind w:left="690" w:hanging="330"/>
+        <w:ind w:left="1050" w:hanging="330"/>
       </w:pPr>
       <w:rPr>
         <w:rFonts w:ascii="Symbol" w:eastAsia="Symbol" w:hAnsi="Symbol" w:cs="Symbol"/>
@@ -11352,7 +12084,7 @@
       <w:lvlText w:val=""/>
       <w:lvlJc w:val="left"/>
       <w:pPr>
-        <w:ind w:left="1080" w:hanging="360"/>
+        <w:ind w:left="1440" w:hanging="360"/>
       </w:pPr>
       <w:rPr>
         <w:rFonts w:ascii="Symbol" w:hAnsi="Symbol" w:hint="default"/>
@@ -11364,7 +12096,7 @@
       <w:lvlText w:val="▪"/>
       <w:lvlJc w:val="left"/>
       <w:pPr>
-        <w:ind w:left="1440" w:hanging="360"/>
+        <w:ind w:left="1800" w:hanging="360"/>
       </w:pPr>
       <w:rPr>
         <w:rFonts w:ascii="Arial Unicode MS" w:eastAsia="Arial Unicode MS" w:hAnsi="Arial Unicode MS" w:cs="Arial Unicode MS"/>
@@ -11393,7 +12125,7 @@
       <w:lvlText w:val="•"/>
       <w:lvlJc w:val="left"/>
       <w:pPr>
-        <w:ind w:left="1800" w:hanging="360"/>
+        <w:ind w:left="2160" w:hanging="360"/>
       </w:pPr>
       <w:rPr>
         <w:rFonts w:ascii="Arial Unicode MS" w:eastAsia="Arial Unicode MS" w:hAnsi="Arial Unicode MS" w:cs="Arial Unicode MS"/>
@@ -11422,7 +12154,7 @@
       <w:lvlText w:val="◦"/>
       <w:lvlJc w:val="left"/>
       <w:pPr>
-        <w:ind w:left="2160" w:hanging="360"/>
+        <w:ind w:left="2520" w:hanging="360"/>
       </w:pPr>
       <w:rPr>
         <w:rFonts w:ascii="Arial Unicode MS" w:eastAsia="Arial Unicode MS" w:hAnsi="Arial Unicode MS" w:cs="Arial Unicode MS"/>
@@ -11451,7 +12183,7 @@
       <w:lvlText w:val="▪"/>
       <w:lvlJc w:val="left"/>
       <w:pPr>
-        <w:ind w:left="2520" w:hanging="360"/>
+        <w:ind w:left="2880" w:hanging="360"/>
       </w:pPr>
       <w:rPr>
         <w:rFonts w:ascii="Arial Unicode MS" w:eastAsia="Arial Unicode MS" w:hAnsi="Arial Unicode MS" w:cs="Arial Unicode MS"/>
@@ -11480,7 +12212,7 @@
       <w:lvlText w:val="•"/>
       <w:lvlJc w:val="left"/>
       <w:pPr>
-        <w:ind w:left="2880" w:hanging="360"/>
+        <w:ind w:left="3240" w:hanging="360"/>
       </w:pPr>
       <w:rPr>
         <w:rFonts w:ascii="Arial Unicode MS" w:eastAsia="Arial Unicode MS" w:hAnsi="Arial Unicode MS" w:cs="Arial Unicode MS"/>
@@ -11509,7 +12241,7 @@
       <w:lvlText w:val="◦"/>
       <w:lvlJc w:val="left"/>
       <w:pPr>
-        <w:ind w:left="3240" w:hanging="360"/>
+        <w:ind w:left="3600" w:hanging="360"/>
       </w:pPr>
       <w:rPr>
         <w:rFonts w:ascii="Arial Unicode MS" w:eastAsia="Arial Unicode MS" w:hAnsi="Arial Unicode MS" w:cs="Arial Unicode MS"/>
@@ -11538,7 +12270,7 @@
       <w:lvlText w:val="▪"/>
       <w:lvlJc w:val="left"/>
       <w:pPr>
-        <w:ind w:left="3600" w:hanging="360"/>
+        <w:ind w:left="3960" w:hanging="360"/>
       </w:pPr>
       <w:rPr>
         <w:rFonts w:ascii="Arial Unicode MS" w:eastAsia="Arial Unicode MS" w:hAnsi="Arial Unicode MS" w:cs="Arial Unicode MS"/>
@@ -12438,6 +13170,7 @@
   <w:style w:type="character" w:default="1" w:styleId="DefaultParagraphFont">
     <w:name w:val="Default Paragraph Font"/>
     <w:uiPriority w:val="1"/>
+    <w:semiHidden/>
     <w:unhideWhenUsed/>
   </w:style>
   <w:style w:type="table" w:default="1" w:styleId="TableNormal">
